--- a/doc/部署.docx
+++ b/doc/部署.docx
@@ -536,6 +536,7 @@
     <w:p>
       <w:pPr>
         <w:numPr>
+          <w:ilvl w:val="0"/>
           <w:numId w:val="0"/>
         </w:numPr>
         <w:ind w:leftChars="0"/>
@@ -1203,10 +1204,85 @@
       <w:pPr>
         <w:numPr>
           <w:ilvl w:val="0"/>
+          <w:numId w:val="3"/>
+        </w:numPr>
+        <w:ind w:left="425" w:leftChars="0" w:hanging="425" w:firstLineChars="0"/>
+        <w:rPr>
+          <w:rFonts w:hint="default" w:eastAsiaTheme="minorEastAsia"/>
+          <w:lang w:val="en-US" w:eastAsia="zh-CN"/>
+        </w:rPr>
+      </w:pPr>
+      <w:r>
+        <w:rPr>
+          <w:rFonts w:hint="eastAsia" w:ascii="宋体" w:hAnsi="宋体" w:eastAsia="宋体" w:cs="宋体"/>
+          <w:kern w:val="0"/>
+          <w:sz w:val="24"/>
+          <w:szCs w:val="24"/>
+          <w:lang w:val="en-US" w:eastAsia="zh-CN" w:bidi="ar"/>
+        </w:rPr>
+        <w:t>点</w:t>
+      </w:r>
+      <w:r>
+        <w:rPr>
+          <w:rFonts w:hint="eastAsia"/>
+          <w:lang w:val="en-US" w:eastAsia="zh-CN"/>
+        </w:rPr>
+        <w:t>击服务恢复项，将1、2、3、4、5按下图所示配置，后点击确认按钮。</w:t>
+      </w:r>
+    </w:p>
+    <w:p>
+      <w:pPr>
+        <w:numPr>
+          <w:ilvl w:val="0"/>
           <w:numId w:val="0"/>
         </w:numPr>
         <w:ind w:leftChars="0"/>
       </w:pPr>
+      <w:r>
+        <w:drawing>
+          <wp:inline distT="0" distB="0" distL="114300" distR="114300">
+            <wp:extent cx="1852930" cy="2347595"/>
+            <wp:effectExtent l="0" t="0" r="13970" b="14605"/>
+            <wp:docPr id="13" name="图片 1"/>
+            <wp:cNvGraphicFramePr>
+              <a:graphicFrameLocks xmlns:a="http://schemas.openxmlformats.org/drawingml/2006/main" noChangeAspect="1"/>
+            </wp:cNvGraphicFramePr>
+            <a:graphic xmlns:a="http://schemas.openxmlformats.org/drawingml/2006/main">
+              <a:graphicData uri="http://schemas.openxmlformats.org/drawingml/2006/picture">
+                <pic:pic xmlns:pic="http://schemas.openxmlformats.org/drawingml/2006/picture">
+                  <pic:nvPicPr>
+                    <pic:cNvPr id="13" name="图片 1"/>
+                    <pic:cNvPicPr>
+                      <a:picLocks noChangeAspect="1"/>
+                    </pic:cNvPicPr>
+                  </pic:nvPicPr>
+                  <pic:blipFill>
+                    <a:blip r:embed="rId9"/>
+                    <a:stretch>
+                      <a:fillRect/>
+                    </a:stretch>
+                  </pic:blipFill>
+                  <pic:spPr>
+                    <a:xfrm>
+                      <a:off x="0" y="0"/>
+                      <a:ext cx="1852930" cy="2347595"/>
+                    </a:xfrm>
+                    <a:prstGeom prst="rect">
+                      <a:avLst/>
+                    </a:prstGeom>
+                    <a:noFill/>
+                    <a:ln>
+                      <a:noFill/>
+                    </a:ln>
+                  </pic:spPr>
+                </pic:pic>
+              </a:graphicData>
+            </a:graphic>
+          </wp:inline>
+        </w:drawing>
+      </w:r>
+      <w:bookmarkStart w:id="0" w:name="_GoBack"/>
+      <w:bookmarkEnd w:id="0"/>
     </w:p>
     <w:p>
       <w:pPr>
@@ -1451,7 +1527,7 @@
                     </pic:cNvPicPr>
                   </pic:nvPicPr>
                   <pic:blipFill>
-                    <a:blip r:embed="rId9"/>
+                    <a:blip r:embed="rId10"/>
                     <a:stretch>
                       <a:fillRect/>
                     </a:stretch>
@@ -1546,7 +1622,7 @@
                     </pic:cNvPicPr>
                   </pic:nvPicPr>
                   <pic:blipFill>
-                    <a:blip r:embed="rId10"/>
+                    <a:blip r:embed="rId11"/>
                     <a:stretch>
                       <a:fillRect/>
                     </a:stretch>
@@ -1611,7 +1687,7 @@
                     </pic:cNvPicPr>
                   </pic:nvPicPr>
                   <pic:blipFill>
-                    <a:blip r:embed="rId11"/>
+                    <a:blip r:embed="rId12"/>
                     <a:stretch>
                       <a:fillRect/>
                     </a:stretch>
@@ -1676,7 +1752,7 @@
                     </pic:cNvPicPr>
                   </pic:nvPicPr>
                   <pic:blipFill>
-                    <a:blip r:embed="rId12"/>
+                    <a:blip r:embed="rId13"/>
                     <a:stretch>
                       <a:fillRect/>
                     </a:stretch>
@@ -1750,7 +1826,7 @@
                     </pic:cNvPicPr>
                   </pic:nvPicPr>
                   <pic:blipFill>
-                    <a:blip r:embed="rId13"/>
+                    <a:blip r:embed="rId14"/>
                     <a:stretch>
                       <a:fillRect/>
                     </a:stretch>
@@ -1843,7 +1919,7 @@
                     </pic:cNvPicPr>
                   </pic:nvPicPr>
                   <pic:blipFill>
-                    <a:blip r:embed="rId10"/>
+                    <a:blip r:embed="rId11"/>
                     <a:stretch>
                       <a:fillRect/>
                     </a:stretch>
@@ -1908,7 +1984,7 @@
                     </pic:cNvPicPr>
                   </pic:nvPicPr>
                   <pic:blipFill>
-                    <a:blip r:embed="rId14"/>
+                    <a:blip r:embed="rId15"/>
                     <a:stretch>
                       <a:fillRect/>
                     </a:stretch>
@@ -1979,7 +2055,7 @@
                     </pic:cNvPicPr>
                   </pic:nvPicPr>
                   <pic:blipFill>
-                    <a:blip r:embed="rId15"/>
+                    <a:blip r:embed="rId16"/>
                     <a:stretch>
                       <a:fillRect/>
                     </a:stretch>
@@ -2004,10 +2080,7 @@
         </w:drawing>
       </w:r>
     </w:p>
-    <w:p>
-      <w:bookmarkStart w:id="0" w:name="_GoBack"/>
-      <w:bookmarkEnd w:id="0"/>
-    </w:p>
+    <w:p/>
     <w:p/>
     <w:p>
       <w:pPr>
@@ -2376,7 +2449,7 @@
     <w:lsdException w:unhideWhenUsed="0" w:uiPriority="0" w:semiHidden="0" w:name="Body Text Indent 2"/>
     <w:lsdException w:unhideWhenUsed="0" w:uiPriority="0" w:semiHidden="0" w:name="Body Text Indent 3"/>
     <w:lsdException w:unhideWhenUsed="0" w:uiPriority="0" w:semiHidden="0" w:name="Block Text"/>
-    <w:lsdException w:unhideWhenUsed="0" w:uiPriority="0" w:semiHidden="0" w:name="Hyperlink"/>
+    <w:lsdException w:qFormat="1" w:unhideWhenUsed="0" w:uiPriority="0" w:semiHidden="0" w:name="Hyperlink"/>
     <w:lsdException w:unhideWhenUsed="0" w:uiPriority="0" w:semiHidden="0" w:name="FollowedHyperlink"/>
     <w:lsdException w:qFormat="1" w:unhideWhenUsed="0" w:uiPriority="0" w:semiHidden="0" w:name="Strong"/>
     <w:lsdException w:qFormat="1" w:unhideWhenUsed="0" w:uiPriority="0" w:semiHidden="0" w:name="Emphasis"/>
@@ -2390,7 +2463,7 @@
     <w:lsdException w:unhideWhenUsed="0" w:uiPriority="0" w:semiHidden="0" w:name="HTML Code"/>
     <w:lsdException w:unhideWhenUsed="0" w:uiPriority="0" w:semiHidden="0" w:name="HTML Definition"/>
     <w:lsdException w:unhideWhenUsed="0" w:uiPriority="0" w:semiHidden="0" w:name="HTML Keyboard"/>
-    <w:lsdException w:unhideWhenUsed="0" w:uiPriority="0" w:semiHidden="0" w:name="HTML Preformatted"/>
+    <w:lsdException w:qFormat="1" w:unhideWhenUsed="0" w:uiPriority="0" w:semiHidden="0" w:name="HTML Preformatted"/>
     <w:lsdException w:unhideWhenUsed="0" w:uiPriority="0" w:semiHidden="0" w:name="HTML Sample"/>
     <w:lsdException w:unhideWhenUsed="0" w:uiPriority="0" w:semiHidden="0" w:name="HTML Typewriter"/>
     <w:lsdException w:unhideWhenUsed="0" w:uiPriority="0" w:semiHidden="0" w:name="HTML Variable"/>
@@ -2633,6 +2706,7 @@
   <w:style w:type="paragraph" w:styleId="5">
     <w:name w:val="HTML Preformatted"/>
     <w:basedOn w:val="1"/>
+    <w:qFormat/>
     <w:uiPriority w:val="0"/>
     <w:pPr>
       <w:tabs>
@@ -2666,6 +2740,7 @@
   <w:style w:type="character" w:styleId="8">
     <w:name w:val="Hyperlink"/>
     <w:basedOn w:val="7"/>
+    <w:qFormat/>
     <w:uiPriority w:val="0"/>
     <w:rPr>
       <w:color w:val="0000FF"/>

--- a/doc/部署.docx
+++ b/doc/部署.docx
@@ -607,48 +607,8 @@
           <w:lang w:val="en-US" w:eastAsia="zh-CN" w:bidi="ar"/>
         </w:rPr>
       </w:pPr>
-    </w:p>
-    <w:p>
-      <w:pPr>
-        <w:numPr>
-          <w:ilvl w:val="0"/>
-          <w:numId w:val="2"/>
-        </w:numPr>
-        <w:ind w:left="425" w:leftChars="0" w:hanging="425" w:firstLineChars="0"/>
-        <w:rPr>
-          <w:rFonts w:hint="default" w:ascii="宋体" w:hAnsi="宋体" w:eastAsia="宋体" w:cs="宋体"/>
-          <w:kern w:val="0"/>
-          <w:sz w:val="24"/>
-          <w:szCs w:val="24"/>
-          <w:lang w:val="en-US" w:eastAsia="zh-CN" w:bidi="ar"/>
-        </w:rPr>
-      </w:pPr>
-      <w:r>
-        <w:rPr>
-          <w:rFonts w:hint="eastAsia" w:ascii="宋体" w:hAnsi="宋体" w:eastAsia="宋体" w:cs="宋体"/>
-          <w:kern w:val="0"/>
-          <w:sz w:val="24"/>
-          <w:szCs w:val="24"/>
-          <w:lang w:val="en-US" w:eastAsia="zh-CN" w:bidi="ar"/>
-        </w:rPr>
-        <w:t>将 Npgsql.dll 、InstallUtil.bat 和 UnInstallUtil.bat拷贝到 SL.MLineDataPrecisionTracking.Service Release 的根目录。</w:t>
-      </w:r>
-    </w:p>
-    <w:p>
-      <w:pPr>
-        <w:numPr>
-          <w:ilvl w:val="0"/>
-          <w:numId w:val="0"/>
-        </w:numPr>
-        <w:ind w:leftChars="0"/>
-        <w:rPr>
-          <w:rFonts w:hint="default" w:ascii="宋体" w:hAnsi="宋体" w:eastAsia="宋体" w:cs="宋体"/>
-          <w:kern w:val="0"/>
-          <w:sz w:val="24"/>
-          <w:szCs w:val="24"/>
-          <w:lang w:val="en-US" w:eastAsia="zh-CN" w:bidi="ar"/>
-        </w:rPr>
-      </w:pPr>
+      <w:bookmarkStart w:id="0" w:name="_GoBack"/>
+      <w:bookmarkEnd w:id="0"/>
     </w:p>
     <w:p>
       <w:pPr>
@@ -1281,8 +1241,6 @@
           </wp:inline>
         </w:drawing>
       </w:r>
-      <w:bookmarkStart w:id="0" w:name="_GoBack"/>
-      <w:bookmarkEnd w:id="0"/>
     </w:p>
     <w:p>
       <w:pPr>

--- a/doc/部署.docx
+++ b/doc/部署.docx
@@ -607,8 +607,6 @@
           <w:lang w:val="en-US" w:eastAsia="zh-CN" w:bidi="ar"/>
         </w:rPr>
       </w:pPr>
-      <w:bookmarkStart w:id="0" w:name="_GoBack"/>
-      <w:bookmarkEnd w:id="0"/>
     </w:p>
     <w:p>
       <w:pPr>
@@ -1168,95 +1166,15 @@
         </w:numPr>
         <w:ind w:left="425" w:leftChars="0" w:hanging="425" w:firstLineChars="0"/>
         <w:rPr>
-          <w:rFonts w:hint="default" w:eastAsiaTheme="minorEastAsia"/>
-          <w:lang w:val="en-US" w:eastAsia="zh-CN"/>
-        </w:rPr>
-      </w:pPr>
-      <w:r>
-        <w:rPr>
-          <w:rFonts w:hint="eastAsia" w:ascii="宋体" w:hAnsi="宋体" w:eastAsia="宋体" w:cs="宋体"/>
-          <w:kern w:val="0"/>
-          <w:sz w:val="24"/>
-          <w:szCs w:val="24"/>
-          <w:lang w:val="en-US" w:eastAsia="zh-CN" w:bidi="ar"/>
-        </w:rPr>
-        <w:t>点</w:t>
-      </w:r>
-      <w:r>
-        <w:rPr>
-          <w:rFonts w:hint="eastAsia"/>
-          <w:lang w:val="en-US" w:eastAsia="zh-CN"/>
-        </w:rPr>
-        <w:t>击服务恢复项，将1、2、3、4、5按下图所示配置，后点击确认按钮。</w:t>
-      </w:r>
-    </w:p>
-    <w:p>
-      <w:pPr>
-        <w:numPr>
-          <w:ilvl w:val="0"/>
-          <w:numId w:val="0"/>
-        </w:numPr>
-        <w:ind w:leftChars="0"/>
-      </w:pPr>
-      <w:r>
-        <w:drawing>
-          <wp:inline distT="0" distB="0" distL="114300" distR="114300">
-            <wp:extent cx="1852930" cy="2347595"/>
-            <wp:effectExtent l="0" t="0" r="13970" b="14605"/>
-            <wp:docPr id="13" name="图片 1"/>
-            <wp:cNvGraphicFramePr>
-              <a:graphicFrameLocks xmlns:a="http://schemas.openxmlformats.org/drawingml/2006/main" noChangeAspect="1"/>
-            </wp:cNvGraphicFramePr>
-            <a:graphic xmlns:a="http://schemas.openxmlformats.org/drawingml/2006/main">
-              <a:graphicData uri="http://schemas.openxmlformats.org/drawingml/2006/picture">
-                <pic:pic xmlns:pic="http://schemas.openxmlformats.org/drawingml/2006/picture">
-                  <pic:nvPicPr>
-                    <pic:cNvPr id="13" name="图片 1"/>
-                    <pic:cNvPicPr>
-                      <a:picLocks noChangeAspect="1"/>
-                    </pic:cNvPicPr>
-                  </pic:nvPicPr>
-                  <pic:blipFill>
-                    <a:blip r:embed="rId9"/>
-                    <a:stretch>
-                      <a:fillRect/>
-                    </a:stretch>
-                  </pic:blipFill>
-                  <pic:spPr>
-                    <a:xfrm>
-                      <a:off x="0" y="0"/>
-                      <a:ext cx="1852930" cy="2347595"/>
-                    </a:xfrm>
-                    <a:prstGeom prst="rect">
-                      <a:avLst/>
-                    </a:prstGeom>
-                    <a:noFill/>
-                    <a:ln>
-                      <a:noFill/>
-                    </a:ln>
-                  </pic:spPr>
-                </pic:pic>
-              </a:graphicData>
-            </a:graphic>
-          </wp:inline>
-        </w:drawing>
-      </w:r>
-    </w:p>
-    <w:p>
-      <w:pPr>
-        <w:numPr>
-          <w:ilvl w:val="0"/>
-          <w:numId w:val="3"/>
-        </w:numPr>
-        <w:ind w:left="425" w:leftChars="0" w:hanging="425" w:firstLineChars="0"/>
-        <w:rPr>
-          <w:rFonts w:hint="eastAsia" w:ascii="宋体" w:hAnsi="宋体" w:eastAsia="宋体" w:cs="宋体"/>
-          <w:kern w:val="0"/>
-          <w:sz w:val="24"/>
-          <w:szCs w:val="24"/>
-          <w:lang w:val="en-US" w:eastAsia="zh-CN" w:bidi="ar"/>
-        </w:rPr>
-      </w:pPr>
+          <w:rFonts w:hint="eastAsia" w:ascii="宋体" w:hAnsi="宋体" w:eastAsia="宋体" w:cs="宋体"/>
+          <w:kern w:val="0"/>
+          <w:sz w:val="24"/>
+          <w:szCs w:val="24"/>
+          <w:lang w:val="en-US" w:eastAsia="zh-CN" w:bidi="ar"/>
+        </w:rPr>
+      </w:pPr>
+      <w:bookmarkStart w:id="0" w:name="_GoBack"/>
+      <w:bookmarkEnd w:id="0"/>
       <w:r>
         <w:rPr>
           <w:rFonts w:hint="eastAsia" w:ascii="宋体" w:hAnsi="宋体" w:eastAsia="宋体" w:cs="宋体"/>
@@ -1485,7 +1403,7 @@
                     </pic:cNvPicPr>
                   </pic:nvPicPr>
                   <pic:blipFill>
-                    <a:blip r:embed="rId10"/>
+                    <a:blip r:embed="rId9"/>
                     <a:stretch>
                       <a:fillRect/>
                     </a:stretch>
@@ -1580,7 +1498,7 @@
                     </pic:cNvPicPr>
                   </pic:nvPicPr>
                   <pic:blipFill>
-                    <a:blip r:embed="rId11"/>
+                    <a:blip r:embed="rId10"/>
                     <a:stretch>
                       <a:fillRect/>
                     </a:stretch>
@@ -1645,7 +1563,7 @@
                     </pic:cNvPicPr>
                   </pic:nvPicPr>
                   <pic:blipFill>
-                    <a:blip r:embed="rId12"/>
+                    <a:blip r:embed="rId11"/>
                     <a:stretch>
                       <a:fillRect/>
                     </a:stretch>
@@ -1710,7 +1628,7 @@
                     </pic:cNvPicPr>
                   </pic:nvPicPr>
                   <pic:blipFill>
-                    <a:blip r:embed="rId13"/>
+                    <a:blip r:embed="rId12"/>
                     <a:stretch>
                       <a:fillRect/>
                     </a:stretch>
@@ -1784,7 +1702,7 @@
                     </pic:cNvPicPr>
                   </pic:nvPicPr>
                   <pic:blipFill>
-                    <a:blip r:embed="rId14"/>
+                    <a:blip r:embed="rId13"/>
                     <a:stretch>
                       <a:fillRect/>
                     </a:stretch>
@@ -1877,7 +1795,7 @@
                     </pic:cNvPicPr>
                   </pic:nvPicPr>
                   <pic:blipFill>
-                    <a:blip r:embed="rId11"/>
+                    <a:blip r:embed="rId10"/>
                     <a:stretch>
                       <a:fillRect/>
                     </a:stretch>
@@ -1942,7 +1860,7 @@
                     </pic:cNvPicPr>
                   </pic:nvPicPr>
                   <pic:blipFill>
-                    <a:blip r:embed="rId15"/>
+                    <a:blip r:embed="rId14"/>
                     <a:stretch>
                       <a:fillRect/>
                     </a:stretch>
@@ -2013,7 +1931,7 @@
                     </pic:cNvPicPr>
                   </pic:nvPicPr>
                   <pic:blipFill>
-                    <a:blip r:embed="rId16"/>
+                    <a:blip r:embed="rId15"/>
                     <a:stretch>
                       <a:fillRect/>
                     </a:stretch>

--- a/doc/部署.docx
+++ b/doc/部署.docx
@@ -1,6 +1,6 @@
 
 <file path=word/document.xml><?xml version="1.0" encoding="utf-8"?>
-<w:document xmlns:wpc="http://schemas.microsoft.com/office/word/2010/wordprocessingCanvas" xmlns:mc="http://schemas.openxmlformats.org/markup-compatibility/2006" xmlns:o="urn:schemas-microsoft-com:office:office" xmlns:r="http://schemas.openxmlformats.org/officeDocument/2006/relationships" xmlns:m="http://schemas.openxmlformats.org/officeDocument/2006/math" xmlns:v="urn:schemas-microsoft-com:vml" xmlns:wp14="http://schemas.microsoft.com/office/word/2010/wordprocessingDrawing" xmlns:wp="http://schemas.openxmlformats.org/drawingml/2006/wordprocessingDrawing" xmlns:w="http://schemas.openxmlformats.org/wordprocessingml/2006/main" xmlns:w14="http://schemas.microsoft.com/office/word/2010/wordml" xmlns:w10="urn:schemas-microsoft-com:office:word" xmlns:w15="http://schemas.microsoft.com/office/word/2012/wordml" xmlns:wpg="http://schemas.microsoft.com/office/word/2010/wordprocessingGroup" xmlns:wpi="http://schemas.microsoft.com/office/word/2010/wordprocessingInk" xmlns:wne="http://schemas.microsoft.com/office/word/2006/wordml" xmlns:wps="http://schemas.microsoft.com/office/word/2010/wordprocessingShape" xmlns:wpsCustomData="http://www.wps.cn/officeDocument/2013/wpsCustomData" mc:Ignorable="w14 w15 wp14">
+<w:document xmlns:wpc="http://schemas.microsoft.com/office/word/2010/wordprocessingCanvas" xmlns:cx="http://schemas.microsoft.com/office/drawing/2014/chartex" xmlns:cx1="http://schemas.microsoft.com/office/drawing/2015/9/8/chartex" xmlns:cx2="http://schemas.microsoft.com/office/drawing/2015/10/21/chartex" xmlns:cx3="http://schemas.microsoft.com/office/drawing/2016/5/9/chartex" xmlns:cx4="http://schemas.microsoft.com/office/drawing/2016/5/10/chartex" xmlns:cx5="http://schemas.microsoft.com/office/drawing/2016/5/11/chartex" xmlns:cx6="http://schemas.microsoft.com/office/drawing/2016/5/12/chartex" xmlns:cx7="http://schemas.microsoft.com/office/drawing/2016/5/13/chartex" xmlns:cx8="http://schemas.microsoft.com/office/drawing/2016/5/14/chartex" xmlns:mc="http://schemas.openxmlformats.org/markup-compatibility/2006" xmlns:o="urn:schemas-microsoft-com:office:office" xmlns:r="http://schemas.openxmlformats.org/officeDocument/2006/relationships" xmlns:m="http://schemas.openxmlformats.org/officeDocument/2006/math" xmlns:v="urn:schemas-microsoft-com:vml" xmlns:wp14="http://schemas.microsoft.com/office/word/2010/wordprocessingDrawing" xmlns:wp="http://schemas.openxmlformats.org/drawingml/2006/wordprocessingDrawing" xmlns:w="http://schemas.openxmlformats.org/wordprocessingml/2006/main" xmlns:w14="http://schemas.microsoft.com/office/word/2010/wordml" xmlns:w10="urn:schemas-microsoft-com:office:word" xmlns:w15="http://schemas.microsoft.com/office/word/2012/wordml" xmlns:wpg="http://schemas.microsoft.com/office/word/2010/wordprocessingGroup" xmlns:wpi="http://schemas.microsoft.com/office/word/2010/wordprocessingInk" xmlns:wne="http://schemas.microsoft.com/office/word/2006/wordml" xmlns:wps="http://schemas.microsoft.com/office/word/2010/wordprocessingShape" xmlns:wpsCustomData="http://www.wps.cn/officeDocument/2013/wpsCustomData" mc:Ignorable="w14 w15 wp14">
   <w:body>
     <w:p/>
     <w:p>
@@ -10,6 +10,9 @@
           <w:ilvl w:val="0"/>
           <w:numId w:val="1"/>
         </w:numPr>
+        <w:tabs>
+          <w:tab w:val="left" w:pos="3058"/>
+        </w:tabs>
         <w:bidi w:val="0"/>
         <w:ind w:left="425" w:leftChars="0" w:hanging="425" w:firstLineChars="0"/>
         <w:rPr>
@@ -24,6 +27,13 @@
         </w:rPr>
         <w:t>环境配置</w:t>
       </w:r>
+      <w:r>
+        <w:rPr>
+          <w:rFonts w:hint="eastAsia"/>
+          <w:lang w:val="en-US" w:eastAsia="zh-CN"/>
+        </w:rPr>
+        <w:tab/>
+      </w:r>
     </w:p>
     <w:p>
       <w:pPr>
@@ -131,7 +141,7 @@
     </w:p>
     <w:p>
       <w:pPr>
-        <w:pStyle w:val="5"/>
+        <w:pStyle w:val="6"/>
         <w:keepNext w:val="0"/>
         <w:keepLines w:val="0"/>
         <w:widowControl/>
@@ -167,7 +177,7 @@
     </w:p>
     <w:p>
       <w:pPr>
-        <w:pStyle w:val="5"/>
+        <w:pStyle w:val="6"/>
         <w:keepNext w:val="0"/>
         <w:keepLines w:val="0"/>
         <w:widowControl/>
@@ -298,7 +308,7 @@
     </w:p>
     <w:p>
       <w:pPr>
-        <w:pStyle w:val="5"/>
+        <w:pStyle w:val="6"/>
         <w:keepNext w:val="0"/>
         <w:keepLines w:val="0"/>
         <w:widowControl/>
@@ -636,7 +646,7 @@
     </w:p>
     <w:p>
       <w:pPr>
-        <w:pStyle w:val="5"/>
+        <w:pStyle w:val="6"/>
         <w:keepNext w:val="0"/>
         <w:keepLines w:val="0"/>
         <w:widowControl/>
@@ -652,7 +662,7 @@
     </w:p>
     <w:p>
       <w:pPr>
-        <w:pStyle w:val="5"/>
+        <w:pStyle w:val="6"/>
         <w:keepNext w:val="0"/>
         <w:keepLines w:val="0"/>
         <w:widowControl/>
@@ -760,7 +770,7 @@
     </w:p>
     <w:p>
       <w:pPr>
-        <w:pStyle w:val="5"/>
+        <w:pStyle w:val="6"/>
         <w:keepNext w:val="0"/>
         <w:keepLines w:val="0"/>
         <w:widowControl/>
@@ -820,7 +830,7 @@
       </w:r>
       <w:r>
         <w:rPr>
-          <w:rStyle w:val="8"/>
+          <w:rStyle w:val="10"/>
           <w:rFonts w:hint="eastAsia" w:ascii="宋体" w:hAnsi="宋体" w:eastAsia="宋体" w:cs="宋体"/>
           <w:kern w:val="0"/>
           <w:sz w:val="24"/>
@@ -842,7 +852,7 @@
     </w:p>
     <w:p>
       <w:pPr>
-        <w:pStyle w:val="5"/>
+        <w:pStyle w:val="6"/>
         <w:keepNext w:val="0"/>
         <w:keepLines w:val="0"/>
         <w:widowControl/>
@@ -868,10 +878,6 @@
           <w:numId w:val="0"/>
         </w:numPr>
         <w:ind w:leftChars="0"/>
-        <w:rPr>
-          <w:rFonts w:hint="eastAsia"/>
-          <w:lang w:val="en-US" w:eastAsia="zh-CN"/>
-        </w:rPr>
       </w:pPr>
       <w:r>
         <w:drawing>
@@ -919,6 +925,88 @@
     </w:p>
     <w:p>
       <w:pPr>
+        <w:numPr>
+          <w:ilvl w:val="0"/>
+          <w:numId w:val="2"/>
+        </w:numPr>
+        <w:ind w:left="425" w:leftChars="0" w:hanging="425" w:firstLineChars="0"/>
+        <w:rPr>
+          <w:rFonts w:hint="default" w:ascii="宋体" w:hAnsi="宋体" w:eastAsia="宋体" w:cs="宋体"/>
+          <w:kern w:val="0"/>
+          <w:sz w:val="24"/>
+          <w:szCs w:val="24"/>
+          <w:lang w:val="en-US" w:eastAsia="zh-CN" w:bidi="ar"/>
+        </w:rPr>
+      </w:pPr>
+      <w:r>
+        <w:rPr>
+          <w:rFonts w:hint="eastAsia" w:ascii="宋体" w:hAnsi="宋体" w:eastAsia="宋体" w:cs="宋体"/>
+          <w:kern w:val="0"/>
+          <w:sz w:val="24"/>
+          <w:szCs w:val="24"/>
+          <w:lang w:val="en-US" w:eastAsia="zh-CN" w:bidi="ar"/>
+        </w:rPr>
+        <w:t>将Npgsql.dll 拷贝到生成目录下。</w:t>
+      </w:r>
+    </w:p>
+    <w:p>
+      <w:pPr>
+        <w:numPr>
+          <w:ilvl w:val="0"/>
+          <w:numId w:val="0"/>
+        </w:numPr>
+        <w:ind w:leftChars="0"/>
+        <w:rPr>
+          <w:rFonts w:hint="eastAsia"/>
+          <w:lang w:val="en-US" w:eastAsia="zh-CN"/>
+        </w:rPr>
+      </w:pPr>
+      <w:r>
+        <w:drawing>
+          <wp:inline distT="0" distB="0" distL="114300" distR="114300">
+            <wp:extent cx="2382520" cy="2834005"/>
+            <wp:effectExtent l="0" t="0" r="17780" b="4445"/>
+            <wp:docPr id="2" name="图片 1"/>
+            <wp:cNvGraphicFramePr>
+              <a:graphicFrameLocks xmlns:a="http://schemas.openxmlformats.org/drawingml/2006/main" noChangeAspect="1"/>
+            </wp:cNvGraphicFramePr>
+            <a:graphic xmlns:a="http://schemas.openxmlformats.org/drawingml/2006/main">
+              <a:graphicData uri="http://schemas.openxmlformats.org/drawingml/2006/picture">
+                <pic:pic xmlns:pic="http://schemas.openxmlformats.org/drawingml/2006/picture">
+                  <pic:nvPicPr>
+                    <pic:cNvPr id="2" name="图片 1"/>
+                    <pic:cNvPicPr>
+                      <a:picLocks noChangeAspect="1"/>
+                    </pic:cNvPicPr>
+                  </pic:nvPicPr>
+                  <pic:blipFill>
+                    <a:blip r:embed="rId7"/>
+                    <a:stretch>
+                      <a:fillRect/>
+                    </a:stretch>
+                  </pic:blipFill>
+                  <pic:spPr>
+                    <a:xfrm>
+                      <a:off x="0" y="0"/>
+                      <a:ext cx="2382520" cy="2834005"/>
+                    </a:xfrm>
+                    <a:prstGeom prst="rect">
+                      <a:avLst/>
+                    </a:prstGeom>
+                    <a:noFill/>
+                    <a:ln>
+                      <a:noFill/>
+                    </a:ln>
+                  </pic:spPr>
+                </pic:pic>
+              </a:graphicData>
+            </a:graphic>
+          </wp:inline>
+        </w:drawing>
+      </w:r>
+    </w:p>
+    <w:p>
+      <w:pPr>
         <w:pStyle w:val="2"/>
         <w:numPr>
           <w:ilvl w:val="0"/>
@@ -1055,7 +1143,7 @@
                     </pic:cNvPicPr>
                   </pic:nvPicPr>
                   <pic:blipFill>
-                    <a:blip r:embed="rId7"/>
+                    <a:blip r:embed="rId8"/>
                     <a:stretch>
                       <a:fillRect/>
                     </a:stretch>
@@ -1133,7 +1221,7 @@
                     </pic:cNvPicPr>
                   </pic:nvPicPr>
                   <pic:blipFill>
-                    <a:blip r:embed="rId8"/>
+                    <a:blip r:embed="rId9"/>
                     <a:stretch>
                       <a:fillRect/>
                     </a:stretch>
@@ -1173,8 +1261,6 @@
           <w:lang w:val="en-US" w:eastAsia="zh-CN" w:bidi="ar"/>
         </w:rPr>
       </w:pPr>
-      <w:bookmarkStart w:id="0" w:name="_GoBack"/>
-      <w:bookmarkEnd w:id="0"/>
       <w:r>
         <w:rPr>
           <w:rFonts w:hint="eastAsia" w:ascii="宋体" w:hAnsi="宋体" w:eastAsia="宋体" w:cs="宋体"/>
@@ -1293,11 +1379,1733 @@
     </w:p>
     <w:p>
       <w:pPr>
+        <w:pStyle w:val="3"/>
+        <w:numPr>
+          <w:ilvl w:val="1"/>
+          <w:numId w:val="1"/>
+        </w:numPr>
+        <w:bidi w:val="0"/>
+        <w:ind w:left="567" w:leftChars="0" w:hanging="567" w:firstLineChars="0"/>
+        <w:rPr>
+          <w:rFonts w:hint="default"/>
+          <w:lang w:val="en-US" w:eastAsia="zh-CN"/>
+        </w:rPr>
+      </w:pPr>
+      <w:r>
+        <w:rPr>
+          <w:rFonts w:hint="eastAsia"/>
+          <w:lang w:val="en-US" w:eastAsia="zh-CN"/>
+        </w:rPr>
+        <w:t>配置参数</w:t>
+      </w:r>
+    </w:p>
+    <w:p>
+      <w:pPr>
+        <w:pStyle w:val="4"/>
+        <w:numPr>
+          <w:ilvl w:val="2"/>
+          <w:numId w:val="1"/>
+        </w:numPr>
+        <w:bidi w:val="0"/>
+        <w:ind w:left="709" w:leftChars="0" w:hanging="709" w:firstLineChars="0"/>
+        <w:rPr>
+          <w:rFonts w:hint="eastAsia"/>
+          <w:lang w:val="en-US" w:eastAsia="zh-CN"/>
+        </w:rPr>
+      </w:pPr>
+      <w:r>
+        <w:rPr>
+          <w:rFonts w:hint="eastAsia"/>
+          <w:lang w:val="en-US" w:eastAsia="zh-CN"/>
+        </w:rPr>
+        <w:t>数据库连接</w:t>
+      </w:r>
+    </w:p>
+    <w:p>
+      <w:pPr>
+        <w:rPr>
+          <w:rFonts w:hint="eastAsia"/>
+          <w:lang w:val="en-US" w:eastAsia="zh-CN"/>
+        </w:rPr>
+      </w:pPr>
+      <w:r>
+        <w:rPr>
+          <w:rFonts w:hint="default"/>
+          <w:lang w:val="en-US" w:eastAsia="zh-CN"/>
+        </w:rPr>
+        <w:t>SL.MLineDataPrecisionTracking.Service</w:t>
+      </w:r>
+      <w:r>
+        <w:rPr>
+          <w:rFonts w:hint="eastAsia"/>
+          <w:lang w:val="en-US" w:eastAsia="zh-CN"/>
+        </w:rPr>
+        <w:t xml:space="preserve"> -&gt; App.config</w:t>
+      </w:r>
+    </w:p>
+    <w:p>
+      <w:pPr>
+        <w:pStyle w:val="6"/>
+        <w:keepNext w:val="0"/>
+        <w:keepLines w:val="0"/>
+        <w:widowControl/>
+        <w:suppressLineNumbers w:val="0"/>
+        <w:rPr>
+          <w:rFonts w:hint="eastAsia" w:ascii="新宋体" w:hAnsi="新宋体" w:eastAsia="新宋体" w:cs="新宋体"/>
+          <w:color w:val="0000FF"/>
+          <w:sz w:val="18"/>
+          <w:szCs w:val="18"/>
+        </w:rPr>
+      </w:pPr>
+      <w:r>
+        <w:rPr>
+          <w:rFonts w:hint="eastAsia" w:ascii="新宋体" w:hAnsi="新宋体" w:eastAsia="新宋体" w:cs="新宋体"/>
+          <w:color w:val="0000FF"/>
+          <w:sz w:val="18"/>
+          <w:szCs w:val="18"/>
+        </w:rPr>
+        <w:t>&lt;</w:t>
+      </w:r>
+      <w:r>
+        <w:rPr>
+          <w:rFonts w:hint="eastAsia" w:ascii="新宋体" w:hAnsi="新宋体" w:eastAsia="新宋体" w:cs="新宋体"/>
+          <w:color w:val="A31515"/>
+          <w:sz w:val="18"/>
+          <w:szCs w:val="18"/>
+        </w:rPr>
+        <w:t>add</w:t>
+      </w:r>
+      <w:r>
+        <w:rPr>
+          <w:rFonts w:hint="eastAsia" w:ascii="新宋体" w:hAnsi="新宋体" w:eastAsia="新宋体" w:cs="新宋体"/>
+          <w:color w:val="0000FF"/>
+          <w:sz w:val="18"/>
+          <w:szCs w:val="18"/>
+        </w:rPr>
+        <w:t xml:space="preserve"> </w:t>
+      </w:r>
+      <w:r>
+        <w:rPr>
+          <w:rFonts w:hint="eastAsia" w:ascii="新宋体" w:hAnsi="新宋体" w:eastAsia="新宋体" w:cs="新宋体"/>
+          <w:color w:val="FF0000"/>
+          <w:sz w:val="18"/>
+          <w:szCs w:val="18"/>
+        </w:rPr>
+        <w:t>name</w:t>
+      </w:r>
+      <w:r>
+        <w:rPr>
+          <w:rFonts w:hint="eastAsia" w:ascii="新宋体" w:hAnsi="新宋体" w:eastAsia="新宋体" w:cs="新宋体"/>
+          <w:color w:val="0000FF"/>
+          <w:sz w:val="18"/>
+          <w:szCs w:val="18"/>
+        </w:rPr>
+        <w:t>=</w:t>
+      </w:r>
+      <w:r>
+        <w:rPr>
+          <w:rFonts w:hint="eastAsia" w:ascii="新宋体" w:hAnsi="新宋体" w:eastAsia="新宋体" w:cs="新宋体"/>
+          <w:color w:val="000000"/>
+          <w:sz w:val="18"/>
+          <w:szCs w:val="18"/>
+        </w:rPr>
+        <w:t>"</w:t>
+      </w:r>
+      <w:r>
+        <w:rPr>
+          <w:rFonts w:hint="eastAsia" w:ascii="新宋体" w:hAnsi="新宋体" w:eastAsia="新宋体" w:cs="新宋体"/>
+          <w:color w:val="0000FF"/>
+          <w:sz w:val="18"/>
+          <w:szCs w:val="18"/>
+        </w:rPr>
+        <w:t>DefaultConnection</w:t>
+      </w:r>
+      <w:r>
+        <w:rPr>
+          <w:rFonts w:hint="eastAsia" w:ascii="新宋体" w:hAnsi="新宋体" w:eastAsia="新宋体" w:cs="新宋体"/>
+          <w:color w:val="000000"/>
+          <w:sz w:val="18"/>
+          <w:szCs w:val="18"/>
+        </w:rPr>
+        <w:t>"</w:t>
+      </w:r>
+      <w:r>
+        <w:rPr>
+          <w:rFonts w:hint="eastAsia" w:ascii="新宋体" w:hAnsi="新宋体" w:eastAsia="新宋体" w:cs="新宋体"/>
+          <w:color w:val="0000FF"/>
+          <w:sz w:val="18"/>
+          <w:szCs w:val="18"/>
+        </w:rPr>
+        <w:t xml:space="preserve"> </w:t>
+      </w:r>
+      <w:r>
+        <w:rPr>
+          <w:rFonts w:hint="eastAsia" w:ascii="新宋体" w:hAnsi="新宋体" w:eastAsia="新宋体" w:cs="新宋体"/>
+          <w:color w:val="FF0000"/>
+          <w:sz w:val="18"/>
+          <w:szCs w:val="18"/>
+        </w:rPr>
+        <w:t>connectionString</w:t>
+      </w:r>
+      <w:r>
+        <w:rPr>
+          <w:rFonts w:hint="eastAsia" w:ascii="新宋体" w:hAnsi="新宋体" w:eastAsia="新宋体" w:cs="新宋体"/>
+          <w:color w:val="0000FF"/>
+          <w:sz w:val="18"/>
+          <w:szCs w:val="18"/>
+        </w:rPr>
+        <w:t>=</w:t>
+      </w:r>
+      <w:r>
+        <w:rPr>
+          <w:rFonts w:hint="eastAsia" w:ascii="新宋体" w:hAnsi="新宋体" w:eastAsia="新宋体" w:cs="新宋体"/>
+          <w:color w:val="000000"/>
+          <w:sz w:val="18"/>
+          <w:szCs w:val="18"/>
+        </w:rPr>
+        <w:t>"</w:t>
+      </w:r>
+      <w:r>
+        <w:rPr>
+          <w:rFonts w:hint="eastAsia" w:ascii="新宋体" w:hAnsi="新宋体" w:eastAsia="新宋体" w:cs="新宋体"/>
+          <w:color w:val="0000FF"/>
+          <w:sz w:val="18"/>
+          <w:szCs w:val="18"/>
+        </w:rPr>
+        <w:t>PORT=5432;DATABASE=SL.MLineDataCollction;HOST=127.0.0.1;PASSWORD=123;USER ID=postgres</w:t>
+      </w:r>
+      <w:r>
+        <w:rPr>
+          <w:rFonts w:hint="eastAsia" w:ascii="新宋体" w:hAnsi="新宋体" w:eastAsia="新宋体" w:cs="新宋体"/>
+          <w:color w:val="000000"/>
+          <w:sz w:val="18"/>
+          <w:szCs w:val="18"/>
+        </w:rPr>
+        <w:t>"</w:t>
+      </w:r>
+      <w:r>
+        <w:rPr>
+          <w:rFonts w:hint="eastAsia" w:ascii="新宋体" w:hAnsi="新宋体" w:eastAsia="新宋体" w:cs="新宋体"/>
+          <w:color w:val="0000FF"/>
+          <w:sz w:val="18"/>
+          <w:szCs w:val="18"/>
+        </w:rPr>
+        <w:t xml:space="preserve"> /&gt;</w:t>
+      </w:r>
+    </w:p>
+    <w:p>
+      <w:pPr>
+        <w:pStyle w:val="6"/>
+        <w:keepNext w:val="0"/>
+        <w:keepLines w:val="0"/>
+        <w:widowControl/>
+        <w:suppressLineNumbers w:val="0"/>
+        <w:rPr>
+          <w:rFonts w:hint="eastAsia" w:ascii="新宋体" w:hAnsi="新宋体" w:eastAsia="新宋体" w:cs="新宋体"/>
+          <w:color w:val="0000FF"/>
+          <w:sz w:val="18"/>
+          <w:szCs w:val="18"/>
+        </w:rPr>
+      </w:pPr>
+    </w:p>
+    <w:p>
+      <w:pPr>
+        <w:pStyle w:val="4"/>
+        <w:numPr>
+          <w:ilvl w:val="2"/>
+          <w:numId w:val="1"/>
+        </w:numPr>
+        <w:bidi w:val="0"/>
+        <w:ind w:left="709" w:leftChars="0" w:hanging="709" w:firstLineChars="0"/>
+        <w:rPr>
+          <w:rFonts w:hint="eastAsia"/>
+          <w:lang w:val="en-US" w:eastAsia="zh-CN"/>
+        </w:rPr>
+      </w:pPr>
+      <w:r>
+        <w:rPr>
+          <w:rFonts w:hint="eastAsia"/>
+          <w:lang w:val="en-US" w:eastAsia="zh-CN"/>
+        </w:rPr>
+        <w:t>自动创表</w:t>
+      </w:r>
+    </w:p>
+    <w:p>
+      <w:pPr>
+        <w:rPr>
+          <w:rFonts w:hint="default"/>
+          <w:lang w:val="en-US" w:eastAsia="zh-CN"/>
+        </w:rPr>
+      </w:pPr>
+      <w:r>
+        <w:rPr>
+          <w:rFonts w:hint="eastAsia"/>
+          <w:lang w:val="en-US" w:eastAsia="zh-CN"/>
+        </w:rPr>
+        <w:t>开启后会根据数据库模型自动创表，创建完成后会自动修改为false</w:t>
+      </w:r>
+    </w:p>
+    <w:p>
+      <w:pPr>
+        <w:rPr>
+          <w:rFonts w:hint="eastAsia" w:ascii="新宋体" w:hAnsi="新宋体" w:eastAsia="新宋体" w:cs="新宋体"/>
+          <w:color w:val="0000FF"/>
+          <w:sz w:val="18"/>
+          <w:szCs w:val="18"/>
+          <w:lang w:val="en-US" w:eastAsia="zh-CN"/>
+        </w:rPr>
+      </w:pPr>
+      <w:r>
+        <w:rPr>
+          <w:rFonts w:hint="default"/>
+          <w:lang w:val="en-US" w:eastAsia="zh-CN"/>
+        </w:rPr>
+        <w:t>SL.MLineDataPrecisionTracking.Service</w:t>
+      </w:r>
+      <w:r>
+        <w:rPr>
+          <w:rFonts w:hint="eastAsia"/>
+          <w:lang w:val="en-US" w:eastAsia="zh-CN"/>
+        </w:rPr>
+        <w:t xml:space="preserve"> -&gt; App.config</w:t>
+      </w:r>
+    </w:p>
+    <w:p>
+      <w:pPr>
+        <w:pStyle w:val="6"/>
+        <w:keepNext w:val="0"/>
+        <w:keepLines w:val="0"/>
+        <w:widowControl/>
+        <w:suppressLineNumbers w:val="0"/>
+        <w:rPr>
+          <w:rFonts w:hint="default" w:ascii="新宋体" w:hAnsi="新宋体" w:eastAsia="新宋体" w:cs="新宋体"/>
+          <w:color w:val="0000FF"/>
+          <w:sz w:val="18"/>
+          <w:szCs w:val="18"/>
+          <w:lang w:val="en-US" w:eastAsia="zh-CN"/>
+        </w:rPr>
+      </w:pPr>
+      <w:r>
+        <w:rPr>
+          <w:rFonts w:hint="eastAsia" w:ascii="新宋体" w:hAnsi="新宋体" w:eastAsia="新宋体" w:cs="新宋体"/>
+          <w:color w:val="0000FF"/>
+          <w:sz w:val="18"/>
+          <w:szCs w:val="18"/>
+        </w:rPr>
+        <w:t>&lt;</w:t>
+      </w:r>
+      <w:r>
+        <w:rPr>
+          <w:rFonts w:hint="eastAsia" w:ascii="新宋体" w:hAnsi="新宋体" w:eastAsia="新宋体" w:cs="新宋体"/>
+          <w:color w:val="A31515"/>
+          <w:sz w:val="18"/>
+          <w:szCs w:val="18"/>
+        </w:rPr>
+        <w:t>add</w:t>
+      </w:r>
+      <w:r>
+        <w:rPr>
+          <w:rFonts w:hint="eastAsia" w:ascii="新宋体" w:hAnsi="新宋体" w:eastAsia="新宋体" w:cs="新宋体"/>
+          <w:color w:val="0000FF"/>
+          <w:sz w:val="18"/>
+          <w:szCs w:val="18"/>
+        </w:rPr>
+        <w:t xml:space="preserve"> </w:t>
+      </w:r>
+      <w:r>
+        <w:rPr>
+          <w:rFonts w:hint="eastAsia" w:ascii="新宋体" w:hAnsi="新宋体" w:eastAsia="新宋体" w:cs="新宋体"/>
+          <w:color w:val="FF0000"/>
+          <w:sz w:val="18"/>
+          <w:szCs w:val="18"/>
+        </w:rPr>
+        <w:t>key</w:t>
+      </w:r>
+      <w:r>
+        <w:rPr>
+          <w:rFonts w:hint="eastAsia" w:ascii="新宋体" w:hAnsi="新宋体" w:eastAsia="新宋体" w:cs="新宋体"/>
+          <w:color w:val="0000FF"/>
+          <w:sz w:val="18"/>
+          <w:szCs w:val="18"/>
+        </w:rPr>
+        <w:t>=</w:t>
+      </w:r>
+      <w:r>
+        <w:rPr>
+          <w:rFonts w:hint="eastAsia" w:ascii="新宋体" w:hAnsi="新宋体" w:eastAsia="新宋体" w:cs="新宋体"/>
+          <w:color w:val="000000"/>
+          <w:sz w:val="18"/>
+          <w:szCs w:val="18"/>
+        </w:rPr>
+        <w:t>"</w:t>
+      </w:r>
+      <w:r>
+        <w:rPr>
+          <w:rFonts w:hint="eastAsia" w:ascii="新宋体" w:hAnsi="新宋体" w:eastAsia="新宋体" w:cs="新宋体"/>
+          <w:color w:val="0000FF"/>
+          <w:sz w:val="18"/>
+          <w:szCs w:val="18"/>
+        </w:rPr>
+        <w:t>IsCreateTable</w:t>
+      </w:r>
+      <w:r>
+        <w:rPr>
+          <w:rFonts w:hint="eastAsia" w:ascii="新宋体" w:hAnsi="新宋体" w:eastAsia="新宋体" w:cs="新宋体"/>
+          <w:color w:val="000000"/>
+          <w:sz w:val="18"/>
+          <w:szCs w:val="18"/>
+        </w:rPr>
+        <w:t>"</w:t>
+      </w:r>
+      <w:r>
+        <w:rPr>
+          <w:rFonts w:hint="eastAsia" w:ascii="新宋体" w:hAnsi="新宋体" w:eastAsia="新宋体" w:cs="新宋体"/>
+          <w:color w:val="0000FF"/>
+          <w:sz w:val="18"/>
+          <w:szCs w:val="18"/>
+        </w:rPr>
+        <w:t xml:space="preserve"> </w:t>
+      </w:r>
+      <w:r>
+        <w:rPr>
+          <w:rFonts w:hint="eastAsia" w:ascii="新宋体" w:hAnsi="新宋体" w:eastAsia="新宋体" w:cs="新宋体"/>
+          <w:color w:val="FF0000"/>
+          <w:sz w:val="18"/>
+          <w:szCs w:val="18"/>
+        </w:rPr>
+        <w:t>value</w:t>
+      </w:r>
+      <w:r>
+        <w:rPr>
+          <w:rFonts w:hint="eastAsia" w:ascii="新宋体" w:hAnsi="新宋体" w:eastAsia="新宋体" w:cs="新宋体"/>
+          <w:color w:val="0000FF"/>
+          <w:sz w:val="18"/>
+          <w:szCs w:val="18"/>
+        </w:rPr>
+        <w:t>=</w:t>
+      </w:r>
+      <w:r>
+        <w:rPr>
+          <w:rFonts w:hint="eastAsia" w:ascii="新宋体" w:hAnsi="新宋体" w:eastAsia="新宋体" w:cs="新宋体"/>
+          <w:color w:val="000000"/>
+          <w:sz w:val="18"/>
+          <w:szCs w:val="18"/>
+        </w:rPr>
+        <w:t>"</w:t>
+      </w:r>
+      <w:r>
+        <w:rPr>
+          <w:rFonts w:hint="eastAsia" w:ascii="新宋体" w:hAnsi="新宋体" w:eastAsia="新宋体" w:cs="新宋体"/>
+          <w:color w:val="0000FF"/>
+          <w:sz w:val="18"/>
+          <w:szCs w:val="18"/>
+        </w:rPr>
+        <w:t>true</w:t>
+      </w:r>
+      <w:r>
+        <w:rPr>
+          <w:rFonts w:hint="eastAsia" w:ascii="新宋体" w:hAnsi="新宋体" w:eastAsia="新宋体" w:cs="新宋体"/>
+          <w:color w:val="000000"/>
+          <w:sz w:val="18"/>
+          <w:szCs w:val="18"/>
+        </w:rPr>
+        <w:t>"</w:t>
+      </w:r>
+      <w:r>
+        <w:rPr>
+          <w:rFonts w:hint="eastAsia" w:ascii="新宋体" w:hAnsi="新宋体" w:eastAsia="新宋体" w:cs="新宋体"/>
+          <w:color w:val="0000FF"/>
+          <w:sz w:val="18"/>
+          <w:szCs w:val="18"/>
+        </w:rPr>
+        <w:t xml:space="preserve"> /&gt;</w:t>
+      </w:r>
+    </w:p>
+    <w:p>
+      <w:pPr>
+        <w:pStyle w:val="4"/>
+        <w:numPr>
+          <w:ilvl w:val="2"/>
+          <w:numId w:val="1"/>
+        </w:numPr>
+        <w:bidi w:val="0"/>
+        <w:ind w:left="709" w:leftChars="0" w:hanging="709" w:firstLineChars="0"/>
+        <w:rPr>
+          <w:rFonts w:hint="eastAsia"/>
+          <w:lang w:val="en-US" w:eastAsia="zh-CN"/>
+        </w:rPr>
+      </w:pPr>
+      <w:r>
+        <w:rPr>
+          <w:rFonts w:hint="eastAsia"/>
+          <w:lang w:val="en-US" w:eastAsia="zh-CN"/>
+        </w:rPr>
+        <w:t>数据库类型</w:t>
+      </w:r>
+    </w:p>
+    <w:p>
+      <w:pPr>
+        <w:rPr>
+          <w:rFonts w:hint="default"/>
+          <w:lang w:val="en-US" w:eastAsia="zh-CN"/>
+        </w:rPr>
+      </w:pPr>
+      <w:r>
+        <w:rPr>
+          <w:rFonts w:hint="eastAsia"/>
+          <w:lang w:val="en-US" w:eastAsia="zh-CN"/>
+        </w:rPr>
+        <w:t>配合orm适配不同的数据库。</w:t>
+      </w:r>
+    </w:p>
+    <w:p>
+      <w:pPr>
+        <w:rPr>
+          <w:rFonts w:hint="eastAsia" w:ascii="新宋体" w:hAnsi="新宋体" w:eastAsia="新宋体" w:cs="新宋体"/>
+          <w:color w:val="0000FF"/>
+          <w:sz w:val="18"/>
+          <w:szCs w:val="18"/>
+          <w:lang w:val="en-US" w:eastAsia="zh-CN"/>
+        </w:rPr>
+      </w:pPr>
+      <w:r>
+        <w:rPr>
+          <w:rFonts w:hint="default"/>
+          <w:lang w:val="en-US" w:eastAsia="zh-CN"/>
+        </w:rPr>
+        <w:t>SL.MLineDataPrecisionTracking.Service</w:t>
+      </w:r>
+      <w:r>
+        <w:rPr>
+          <w:rFonts w:hint="eastAsia"/>
+          <w:lang w:val="en-US" w:eastAsia="zh-CN"/>
+        </w:rPr>
+        <w:t xml:space="preserve"> -&gt; App.config</w:t>
+      </w:r>
+    </w:p>
+    <w:p>
+      <w:pPr>
+        <w:pStyle w:val="6"/>
+        <w:keepNext w:val="0"/>
+        <w:keepLines w:val="0"/>
+        <w:widowControl/>
+        <w:suppressLineNumbers w:val="0"/>
+        <w:rPr>
+          <w:rFonts w:hint="eastAsia" w:ascii="新宋体" w:hAnsi="新宋体" w:eastAsia="新宋体" w:cs="新宋体"/>
+          <w:color w:val="0000FF"/>
+          <w:sz w:val="18"/>
+          <w:szCs w:val="18"/>
+        </w:rPr>
+      </w:pPr>
+      <w:r>
+        <w:rPr>
+          <w:rFonts w:hint="eastAsia" w:ascii="新宋体" w:hAnsi="新宋体" w:eastAsia="新宋体" w:cs="新宋体"/>
+          <w:color w:val="0000FF"/>
+          <w:sz w:val="18"/>
+          <w:szCs w:val="18"/>
+        </w:rPr>
+        <w:t>&lt;</w:t>
+      </w:r>
+      <w:r>
+        <w:rPr>
+          <w:rFonts w:hint="eastAsia" w:ascii="新宋体" w:hAnsi="新宋体" w:eastAsia="新宋体" w:cs="新宋体"/>
+          <w:color w:val="A31515"/>
+          <w:sz w:val="18"/>
+          <w:szCs w:val="18"/>
+        </w:rPr>
+        <w:t>add</w:t>
+      </w:r>
+      <w:r>
+        <w:rPr>
+          <w:rFonts w:hint="eastAsia" w:ascii="新宋体" w:hAnsi="新宋体" w:eastAsia="新宋体" w:cs="新宋体"/>
+          <w:color w:val="0000FF"/>
+          <w:sz w:val="18"/>
+          <w:szCs w:val="18"/>
+        </w:rPr>
+        <w:t xml:space="preserve"> </w:t>
+      </w:r>
+      <w:r>
+        <w:rPr>
+          <w:rFonts w:hint="eastAsia" w:ascii="新宋体" w:hAnsi="新宋体" w:eastAsia="新宋体" w:cs="新宋体"/>
+          <w:color w:val="FF0000"/>
+          <w:sz w:val="18"/>
+          <w:szCs w:val="18"/>
+        </w:rPr>
+        <w:t>key</w:t>
+      </w:r>
+      <w:r>
+        <w:rPr>
+          <w:rFonts w:hint="eastAsia" w:ascii="新宋体" w:hAnsi="新宋体" w:eastAsia="新宋体" w:cs="新宋体"/>
+          <w:color w:val="0000FF"/>
+          <w:sz w:val="18"/>
+          <w:szCs w:val="18"/>
+        </w:rPr>
+        <w:t>=</w:t>
+      </w:r>
+      <w:r>
+        <w:rPr>
+          <w:rFonts w:hint="eastAsia" w:ascii="新宋体" w:hAnsi="新宋体" w:eastAsia="新宋体" w:cs="新宋体"/>
+          <w:color w:val="000000"/>
+          <w:sz w:val="18"/>
+          <w:szCs w:val="18"/>
+        </w:rPr>
+        <w:t>"</w:t>
+      </w:r>
+      <w:r>
+        <w:rPr>
+          <w:rFonts w:hint="eastAsia" w:ascii="新宋体" w:hAnsi="新宋体" w:eastAsia="新宋体" w:cs="新宋体"/>
+          <w:color w:val="0000FF"/>
+          <w:sz w:val="18"/>
+          <w:szCs w:val="18"/>
+        </w:rPr>
+        <w:t>DbType</w:t>
+      </w:r>
+      <w:r>
+        <w:rPr>
+          <w:rFonts w:hint="eastAsia" w:ascii="新宋体" w:hAnsi="新宋体" w:eastAsia="新宋体" w:cs="新宋体"/>
+          <w:color w:val="000000"/>
+          <w:sz w:val="18"/>
+          <w:szCs w:val="18"/>
+        </w:rPr>
+        <w:t>"</w:t>
+      </w:r>
+      <w:r>
+        <w:rPr>
+          <w:rFonts w:hint="eastAsia" w:ascii="新宋体" w:hAnsi="新宋体" w:eastAsia="新宋体" w:cs="新宋体"/>
+          <w:color w:val="0000FF"/>
+          <w:sz w:val="18"/>
+          <w:szCs w:val="18"/>
+        </w:rPr>
+        <w:t xml:space="preserve"> </w:t>
+      </w:r>
+      <w:r>
+        <w:rPr>
+          <w:rFonts w:hint="eastAsia" w:ascii="新宋体" w:hAnsi="新宋体" w:eastAsia="新宋体" w:cs="新宋体"/>
+          <w:color w:val="FF0000"/>
+          <w:sz w:val="18"/>
+          <w:szCs w:val="18"/>
+        </w:rPr>
+        <w:t>value</w:t>
+      </w:r>
+      <w:r>
+        <w:rPr>
+          <w:rFonts w:hint="eastAsia" w:ascii="新宋体" w:hAnsi="新宋体" w:eastAsia="新宋体" w:cs="新宋体"/>
+          <w:color w:val="0000FF"/>
+          <w:sz w:val="18"/>
+          <w:szCs w:val="18"/>
+        </w:rPr>
+        <w:t>=</w:t>
+      </w:r>
+      <w:r>
+        <w:rPr>
+          <w:rFonts w:hint="eastAsia" w:ascii="新宋体" w:hAnsi="新宋体" w:eastAsia="新宋体" w:cs="新宋体"/>
+          <w:color w:val="000000"/>
+          <w:sz w:val="18"/>
+          <w:szCs w:val="18"/>
+        </w:rPr>
+        <w:t>""</w:t>
+      </w:r>
+      <w:r>
+        <w:rPr>
+          <w:rFonts w:hint="eastAsia" w:ascii="新宋体" w:hAnsi="新宋体" w:eastAsia="新宋体" w:cs="新宋体"/>
+          <w:color w:val="0000FF"/>
+          <w:sz w:val="18"/>
+          <w:szCs w:val="18"/>
+        </w:rPr>
+        <w:t xml:space="preserve"> /&gt;</w:t>
+      </w:r>
+    </w:p>
+    <w:p>
+      <w:pPr>
+        <w:pStyle w:val="4"/>
+        <w:numPr>
+          <w:ilvl w:val="2"/>
+          <w:numId w:val="1"/>
+        </w:numPr>
+        <w:bidi w:val="0"/>
+        <w:ind w:left="709" w:leftChars="0" w:hanging="709" w:firstLineChars="0"/>
+        <w:rPr>
+          <w:rFonts w:hint="eastAsia"/>
+          <w:lang w:val="en-US" w:eastAsia="zh-CN"/>
+        </w:rPr>
+      </w:pPr>
+      <w:r>
+        <w:rPr>
+          <w:rFonts w:hint="eastAsia"/>
+          <w:lang w:val="en-US" w:eastAsia="zh-CN"/>
+        </w:rPr>
+        <w:t>API接口</w:t>
+      </w:r>
+    </w:p>
+    <w:p>
+      <w:pPr>
+        <w:rPr>
+          <w:rFonts w:hint="eastAsia"/>
+          <w:lang w:val="en-US" w:eastAsia="zh-CN"/>
+        </w:rPr>
+      </w:pPr>
+      <w:r>
+        <w:rPr>
+          <w:rFonts w:hint="default"/>
+          <w:lang w:val="en-US" w:eastAsia="zh-CN"/>
+        </w:rPr>
+        <w:t>SL.MLineDataPrecisionTracking.Service</w:t>
+      </w:r>
+      <w:r>
+        <w:rPr>
+          <w:rFonts w:hint="eastAsia"/>
+          <w:lang w:val="en-US" w:eastAsia="zh-CN"/>
+        </w:rPr>
+        <w:t xml:space="preserve"> -&gt; App.config</w:t>
+      </w:r>
+    </w:p>
+    <w:p>
+      <w:pPr>
+        <w:pStyle w:val="6"/>
+        <w:keepNext w:val="0"/>
+        <w:keepLines w:val="0"/>
+        <w:widowControl/>
+        <w:suppressLineNumbers w:val="0"/>
+        <w:rPr>
+          <w:rFonts w:hint="eastAsia" w:ascii="新宋体" w:hAnsi="新宋体" w:eastAsia="新宋体" w:cs="新宋体"/>
+          <w:color w:val="0000FF"/>
+          <w:sz w:val="18"/>
+          <w:szCs w:val="18"/>
+        </w:rPr>
+      </w:pPr>
+      <w:r>
+        <w:rPr>
+          <w:rFonts w:hint="eastAsia" w:ascii="新宋体" w:hAnsi="新宋体" w:eastAsia="新宋体" w:cs="新宋体"/>
+          <w:color w:val="0000FF"/>
+          <w:sz w:val="18"/>
+          <w:szCs w:val="18"/>
+        </w:rPr>
+        <w:t>&lt;</w:t>
+      </w:r>
+      <w:r>
+        <w:rPr>
+          <w:rFonts w:hint="eastAsia" w:ascii="新宋体" w:hAnsi="新宋体" w:eastAsia="新宋体" w:cs="新宋体"/>
+          <w:color w:val="A31515"/>
+          <w:sz w:val="18"/>
+          <w:szCs w:val="18"/>
+        </w:rPr>
+        <w:t>add</w:t>
+      </w:r>
+      <w:r>
+        <w:rPr>
+          <w:rFonts w:hint="eastAsia" w:ascii="新宋体" w:hAnsi="新宋体" w:eastAsia="新宋体" w:cs="新宋体"/>
+          <w:color w:val="0000FF"/>
+          <w:sz w:val="18"/>
+          <w:szCs w:val="18"/>
+        </w:rPr>
+        <w:t xml:space="preserve"> </w:t>
+      </w:r>
+      <w:r>
+        <w:rPr>
+          <w:rFonts w:hint="eastAsia" w:ascii="新宋体" w:hAnsi="新宋体" w:eastAsia="新宋体" w:cs="新宋体"/>
+          <w:color w:val="FF0000"/>
+          <w:sz w:val="18"/>
+          <w:szCs w:val="18"/>
+        </w:rPr>
+        <w:t>key</w:t>
+      </w:r>
+      <w:r>
+        <w:rPr>
+          <w:rFonts w:hint="eastAsia" w:ascii="新宋体" w:hAnsi="新宋体" w:eastAsia="新宋体" w:cs="新宋体"/>
+          <w:color w:val="0000FF"/>
+          <w:sz w:val="18"/>
+          <w:szCs w:val="18"/>
+        </w:rPr>
+        <w:t>=</w:t>
+      </w:r>
+      <w:r>
+        <w:rPr>
+          <w:rFonts w:hint="eastAsia" w:ascii="新宋体" w:hAnsi="新宋体" w:eastAsia="新宋体" w:cs="新宋体"/>
+          <w:color w:val="000000"/>
+          <w:sz w:val="18"/>
+          <w:szCs w:val="18"/>
+        </w:rPr>
+        <w:t>"</w:t>
+      </w:r>
+      <w:r>
+        <w:rPr>
+          <w:rFonts w:hint="eastAsia" w:ascii="新宋体" w:hAnsi="新宋体" w:eastAsia="新宋体" w:cs="新宋体"/>
+          <w:color w:val="0000FF"/>
+          <w:sz w:val="18"/>
+          <w:szCs w:val="18"/>
+        </w:rPr>
+        <w:t>ServiceUri</w:t>
+      </w:r>
+      <w:r>
+        <w:rPr>
+          <w:rFonts w:hint="eastAsia" w:ascii="新宋体" w:hAnsi="新宋体" w:eastAsia="新宋体" w:cs="新宋体"/>
+          <w:color w:val="000000"/>
+          <w:sz w:val="18"/>
+          <w:szCs w:val="18"/>
+        </w:rPr>
+        <w:t>"</w:t>
+      </w:r>
+      <w:r>
+        <w:rPr>
+          <w:rFonts w:hint="eastAsia" w:ascii="新宋体" w:hAnsi="新宋体" w:eastAsia="新宋体" w:cs="新宋体"/>
+          <w:color w:val="0000FF"/>
+          <w:sz w:val="18"/>
+          <w:szCs w:val="18"/>
+        </w:rPr>
+        <w:t xml:space="preserve"> </w:t>
+      </w:r>
+      <w:r>
+        <w:rPr>
+          <w:rFonts w:hint="eastAsia" w:ascii="新宋体" w:hAnsi="新宋体" w:eastAsia="新宋体" w:cs="新宋体"/>
+          <w:color w:val="FF0000"/>
+          <w:sz w:val="18"/>
+          <w:szCs w:val="18"/>
+        </w:rPr>
+        <w:t>value</w:t>
+      </w:r>
+      <w:r>
+        <w:rPr>
+          <w:rFonts w:hint="eastAsia" w:ascii="新宋体" w:hAnsi="新宋体" w:eastAsia="新宋体" w:cs="新宋体"/>
+          <w:color w:val="0000FF"/>
+          <w:sz w:val="18"/>
+          <w:szCs w:val="18"/>
+        </w:rPr>
+        <w:t>=</w:t>
+      </w:r>
+      <w:r>
+        <w:rPr>
+          <w:rFonts w:hint="eastAsia" w:ascii="新宋体" w:hAnsi="新宋体" w:eastAsia="新宋体" w:cs="新宋体"/>
+          <w:color w:val="000000"/>
+          <w:sz w:val="18"/>
+          <w:szCs w:val="18"/>
+        </w:rPr>
+        <w:t>"</w:t>
+      </w:r>
+      <w:r>
+        <w:rPr>
+          <w:rFonts w:hint="eastAsia" w:ascii="新宋体" w:hAnsi="新宋体" w:eastAsia="新宋体" w:cs="新宋体"/>
+          <w:color w:val="0000FF"/>
+          <w:sz w:val="18"/>
+          <w:szCs w:val="18"/>
+        </w:rPr>
+        <w:t>http://localhost:59088</w:t>
+      </w:r>
+      <w:r>
+        <w:rPr>
+          <w:rFonts w:hint="eastAsia" w:ascii="新宋体" w:hAnsi="新宋体" w:eastAsia="新宋体" w:cs="新宋体"/>
+          <w:color w:val="000000"/>
+          <w:sz w:val="18"/>
+          <w:szCs w:val="18"/>
+        </w:rPr>
+        <w:t>"</w:t>
+      </w:r>
+      <w:r>
+        <w:rPr>
+          <w:rFonts w:hint="eastAsia" w:ascii="新宋体" w:hAnsi="新宋体" w:eastAsia="新宋体" w:cs="新宋体"/>
+          <w:color w:val="0000FF"/>
+          <w:sz w:val="18"/>
+          <w:szCs w:val="18"/>
+        </w:rPr>
+        <w:t xml:space="preserve"> /&gt;</w:t>
+      </w:r>
+    </w:p>
+    <w:p>
+      <w:pPr>
+        <w:pStyle w:val="4"/>
+        <w:numPr>
+          <w:ilvl w:val="2"/>
+          <w:numId w:val="1"/>
+        </w:numPr>
+        <w:bidi w:val="0"/>
+        <w:ind w:left="709" w:leftChars="0" w:hanging="709" w:firstLineChars="0"/>
+        <w:rPr>
+          <w:rFonts w:hint="default"/>
+          <w:lang w:val="en-US" w:eastAsia="zh-CN"/>
+        </w:rPr>
+      </w:pPr>
+      <w:r>
+        <w:rPr>
+          <w:rFonts w:hint="eastAsia"/>
+          <w:lang w:val="en-US" w:eastAsia="zh-CN"/>
+        </w:rPr>
+        <w:t>4-10五菱精追扫码枪监听端口</w:t>
+      </w:r>
+      <w:r>
+        <w:rPr>
+          <w:rFonts w:hint="eastAsia"/>
+          <w:lang w:val="en-US" w:eastAsia="zh-CN"/>
+        </w:rPr>
+        <w:tab/>
+      </w:r>
+    </w:p>
+    <w:p>
+      <w:pPr>
+        <w:rPr>
+          <w:rFonts w:hint="default"/>
+          <w:lang w:val="en-US" w:eastAsia="zh-CN"/>
+        </w:rPr>
+      </w:pPr>
+      <w:r>
+        <w:rPr>
+          <w:rFonts w:hint="eastAsia"/>
+          <w:lang w:val="en-US" w:eastAsia="zh-CN"/>
+        </w:rPr>
+        <w:t>扫码枪通过sokcet推送数据到上位机，上位机监听对应的端口接收数据。（扫码枪配置见对应文件夹）</w:t>
+      </w:r>
+    </w:p>
+    <w:p>
+      <w:pPr>
+        <w:rPr>
+          <w:rFonts w:hint="eastAsia"/>
+          <w:lang w:val="en-US" w:eastAsia="zh-CN"/>
+        </w:rPr>
+      </w:pPr>
+      <w:r>
+        <w:rPr>
+          <w:rFonts w:hint="default"/>
+          <w:lang w:val="en-US" w:eastAsia="zh-CN"/>
+        </w:rPr>
+        <w:t>SL.MLineDataPrecisionTracking.Service</w:t>
+      </w:r>
+      <w:r>
+        <w:rPr>
+          <w:rFonts w:hint="eastAsia"/>
+          <w:lang w:val="en-US" w:eastAsia="zh-CN"/>
+        </w:rPr>
+        <w:t xml:space="preserve"> -&gt; App.config</w:t>
+      </w:r>
+    </w:p>
+    <w:p>
+      <w:pPr>
+        <w:pStyle w:val="6"/>
+        <w:keepNext w:val="0"/>
+        <w:keepLines w:val="0"/>
+        <w:widowControl/>
+        <w:suppressLineNumbers w:val="0"/>
+        <w:rPr>
+          <w:rFonts w:hint="eastAsia" w:ascii="新宋体" w:hAnsi="新宋体" w:eastAsia="新宋体" w:cs="新宋体"/>
+          <w:color w:val="0000FF"/>
+          <w:sz w:val="18"/>
+          <w:szCs w:val="18"/>
+        </w:rPr>
+      </w:pPr>
+      <w:r>
+        <w:rPr>
+          <w:rFonts w:hint="eastAsia" w:ascii="新宋体" w:hAnsi="新宋体" w:eastAsia="新宋体" w:cs="新宋体"/>
+          <w:color w:val="0000FF"/>
+          <w:sz w:val="18"/>
+          <w:szCs w:val="18"/>
+        </w:rPr>
+        <w:t>&lt;</w:t>
+      </w:r>
+      <w:r>
+        <w:rPr>
+          <w:rFonts w:hint="eastAsia" w:ascii="新宋体" w:hAnsi="新宋体" w:eastAsia="新宋体" w:cs="新宋体"/>
+          <w:color w:val="A31515"/>
+          <w:sz w:val="18"/>
+          <w:szCs w:val="18"/>
+        </w:rPr>
+        <w:t>add</w:t>
+      </w:r>
+      <w:r>
+        <w:rPr>
+          <w:rFonts w:hint="eastAsia" w:ascii="新宋体" w:hAnsi="新宋体" w:eastAsia="新宋体" w:cs="新宋体"/>
+          <w:color w:val="0000FF"/>
+          <w:sz w:val="18"/>
+          <w:szCs w:val="18"/>
+        </w:rPr>
+        <w:t xml:space="preserve"> </w:t>
+      </w:r>
+      <w:r>
+        <w:rPr>
+          <w:rFonts w:hint="eastAsia" w:ascii="新宋体" w:hAnsi="新宋体" w:eastAsia="新宋体" w:cs="新宋体"/>
+          <w:color w:val="FF0000"/>
+          <w:sz w:val="18"/>
+          <w:szCs w:val="18"/>
+        </w:rPr>
+        <w:t>key</w:t>
+      </w:r>
+      <w:r>
+        <w:rPr>
+          <w:rFonts w:hint="eastAsia" w:ascii="新宋体" w:hAnsi="新宋体" w:eastAsia="新宋体" w:cs="新宋体"/>
+          <w:color w:val="0000FF"/>
+          <w:sz w:val="18"/>
+          <w:szCs w:val="18"/>
+        </w:rPr>
+        <w:t>=</w:t>
+      </w:r>
+      <w:r>
+        <w:rPr>
+          <w:rFonts w:hint="eastAsia" w:ascii="新宋体" w:hAnsi="新宋体" w:eastAsia="新宋体" w:cs="新宋体"/>
+          <w:color w:val="000000"/>
+          <w:sz w:val="18"/>
+          <w:szCs w:val="18"/>
+        </w:rPr>
+        <w:t>"</w:t>
+      </w:r>
+      <w:r>
+        <w:rPr>
+          <w:rFonts w:hint="eastAsia" w:ascii="新宋体" w:hAnsi="新宋体" w:eastAsia="新宋体" w:cs="新宋体"/>
+          <w:color w:val="0000FF"/>
+          <w:sz w:val="18"/>
+          <w:szCs w:val="18"/>
+        </w:rPr>
+        <w:t>Factory4_10ScanPort</w:t>
+      </w:r>
+      <w:r>
+        <w:rPr>
+          <w:rFonts w:hint="eastAsia" w:ascii="新宋体" w:hAnsi="新宋体" w:eastAsia="新宋体" w:cs="新宋体"/>
+          <w:color w:val="000000"/>
+          <w:sz w:val="18"/>
+          <w:szCs w:val="18"/>
+        </w:rPr>
+        <w:t>"</w:t>
+      </w:r>
+      <w:r>
+        <w:rPr>
+          <w:rFonts w:hint="eastAsia" w:ascii="新宋体" w:hAnsi="新宋体" w:eastAsia="新宋体" w:cs="新宋体"/>
+          <w:color w:val="0000FF"/>
+          <w:sz w:val="18"/>
+          <w:szCs w:val="18"/>
+        </w:rPr>
+        <w:t xml:space="preserve"> </w:t>
+      </w:r>
+      <w:r>
+        <w:rPr>
+          <w:rFonts w:hint="eastAsia" w:ascii="新宋体" w:hAnsi="新宋体" w:eastAsia="新宋体" w:cs="新宋体"/>
+          <w:color w:val="FF0000"/>
+          <w:sz w:val="18"/>
+          <w:szCs w:val="18"/>
+        </w:rPr>
+        <w:t>value</w:t>
+      </w:r>
+      <w:r>
+        <w:rPr>
+          <w:rFonts w:hint="eastAsia" w:ascii="新宋体" w:hAnsi="新宋体" w:eastAsia="新宋体" w:cs="新宋体"/>
+          <w:color w:val="0000FF"/>
+          <w:sz w:val="18"/>
+          <w:szCs w:val="18"/>
+        </w:rPr>
+        <w:t>=</w:t>
+      </w:r>
+      <w:r>
+        <w:rPr>
+          <w:rFonts w:hint="eastAsia" w:ascii="新宋体" w:hAnsi="新宋体" w:eastAsia="新宋体" w:cs="新宋体"/>
+          <w:color w:val="000000"/>
+          <w:sz w:val="18"/>
+          <w:szCs w:val="18"/>
+        </w:rPr>
+        <w:t>"</w:t>
+      </w:r>
+      <w:r>
+        <w:rPr>
+          <w:rFonts w:hint="eastAsia" w:ascii="新宋体" w:hAnsi="新宋体" w:eastAsia="新宋体" w:cs="新宋体"/>
+          <w:color w:val="0000FF"/>
+          <w:sz w:val="18"/>
+          <w:szCs w:val="18"/>
+        </w:rPr>
+        <w:t>9004</w:t>
+      </w:r>
+      <w:r>
+        <w:rPr>
+          <w:rFonts w:hint="eastAsia" w:ascii="新宋体" w:hAnsi="新宋体" w:eastAsia="新宋体" w:cs="新宋体"/>
+          <w:color w:val="000000"/>
+          <w:sz w:val="18"/>
+          <w:szCs w:val="18"/>
+        </w:rPr>
+        <w:t>"</w:t>
+      </w:r>
+      <w:r>
+        <w:rPr>
+          <w:rFonts w:hint="eastAsia" w:ascii="新宋体" w:hAnsi="新宋体" w:eastAsia="新宋体" w:cs="新宋体"/>
+          <w:color w:val="0000FF"/>
+          <w:sz w:val="18"/>
+          <w:szCs w:val="18"/>
+        </w:rPr>
+        <w:t xml:space="preserve"> /&gt;</w:t>
+      </w:r>
+    </w:p>
+    <w:p>
+      <w:pPr>
+        <w:pStyle w:val="4"/>
+        <w:numPr>
+          <w:ilvl w:val="2"/>
+          <w:numId w:val="1"/>
+        </w:numPr>
+        <w:bidi w:val="0"/>
+        <w:ind w:left="709" w:leftChars="0" w:hanging="709" w:firstLineChars="0"/>
+        <w:rPr>
+          <w:rFonts w:hint="default"/>
+          <w:lang w:val="en-US" w:eastAsia="zh-CN"/>
+        </w:rPr>
+      </w:pPr>
+      <w:r>
+        <w:rPr>
+          <w:rFonts w:hint="eastAsia"/>
+          <w:lang w:val="en-US" w:eastAsia="zh-CN"/>
+        </w:rPr>
+        <w:t>Mqtt上位机推送链接信息</w:t>
+      </w:r>
+    </w:p>
+    <w:p>
+      <w:pPr>
+        <w:pStyle w:val="6"/>
+        <w:keepNext w:val="0"/>
+        <w:keepLines w:val="0"/>
+        <w:widowControl/>
+        <w:suppressLineNumbers w:val="0"/>
+        <w:rPr>
+          <w:rFonts w:hint="eastAsia" w:ascii="新宋体" w:hAnsi="新宋体" w:eastAsia="新宋体" w:cs="新宋体"/>
+          <w:color w:val="0000FF"/>
+          <w:sz w:val="18"/>
+          <w:szCs w:val="18"/>
+        </w:rPr>
+      </w:pPr>
+      <w:r>
+        <w:rPr>
+          <w:rFonts w:hint="eastAsia" w:ascii="新宋体" w:hAnsi="新宋体" w:eastAsia="新宋体" w:cs="新宋体"/>
+          <w:color w:val="0000FF"/>
+          <w:sz w:val="18"/>
+          <w:szCs w:val="18"/>
+        </w:rPr>
+        <w:t>&lt;</w:t>
+      </w:r>
+      <w:r>
+        <w:rPr>
+          <w:rFonts w:hint="eastAsia" w:ascii="新宋体" w:hAnsi="新宋体" w:eastAsia="新宋体" w:cs="新宋体"/>
+          <w:color w:val="A31515"/>
+          <w:sz w:val="18"/>
+          <w:szCs w:val="18"/>
+        </w:rPr>
+        <w:t>add</w:t>
+      </w:r>
+      <w:r>
+        <w:rPr>
+          <w:rFonts w:hint="eastAsia" w:ascii="新宋体" w:hAnsi="新宋体" w:eastAsia="新宋体" w:cs="新宋体"/>
+          <w:color w:val="0000FF"/>
+          <w:sz w:val="18"/>
+          <w:szCs w:val="18"/>
+        </w:rPr>
+        <w:t xml:space="preserve"> </w:t>
+      </w:r>
+      <w:r>
+        <w:rPr>
+          <w:rFonts w:hint="eastAsia" w:ascii="新宋体" w:hAnsi="新宋体" w:eastAsia="新宋体" w:cs="新宋体"/>
+          <w:color w:val="FF0000"/>
+          <w:sz w:val="18"/>
+          <w:szCs w:val="18"/>
+        </w:rPr>
+        <w:t>key</w:t>
+      </w:r>
+      <w:r>
+        <w:rPr>
+          <w:rFonts w:hint="eastAsia" w:ascii="新宋体" w:hAnsi="新宋体" w:eastAsia="新宋体" w:cs="新宋体"/>
+          <w:color w:val="0000FF"/>
+          <w:sz w:val="18"/>
+          <w:szCs w:val="18"/>
+        </w:rPr>
+        <w:t>=</w:t>
+      </w:r>
+      <w:r>
+        <w:rPr>
+          <w:rFonts w:hint="eastAsia" w:ascii="新宋体" w:hAnsi="新宋体" w:eastAsia="新宋体" w:cs="新宋体"/>
+          <w:color w:val="000000"/>
+          <w:sz w:val="18"/>
+          <w:szCs w:val="18"/>
+        </w:rPr>
+        <w:t>"</w:t>
+      </w:r>
+      <w:r>
+        <w:rPr>
+          <w:rFonts w:hint="eastAsia" w:ascii="新宋体" w:hAnsi="新宋体" w:eastAsia="新宋体" w:cs="新宋体"/>
+          <w:color w:val="0000FF"/>
+          <w:sz w:val="18"/>
+          <w:szCs w:val="18"/>
+        </w:rPr>
+        <w:t>MqttHeartbeat</w:t>
+      </w:r>
+      <w:r>
+        <w:rPr>
+          <w:rFonts w:hint="eastAsia" w:ascii="新宋体" w:hAnsi="新宋体" w:eastAsia="新宋体" w:cs="新宋体"/>
+          <w:color w:val="000000"/>
+          <w:sz w:val="18"/>
+          <w:szCs w:val="18"/>
+        </w:rPr>
+        <w:t>"</w:t>
+      </w:r>
+      <w:r>
+        <w:rPr>
+          <w:rFonts w:hint="eastAsia" w:ascii="新宋体" w:hAnsi="新宋体" w:eastAsia="新宋体" w:cs="新宋体"/>
+          <w:color w:val="0000FF"/>
+          <w:sz w:val="18"/>
+          <w:szCs w:val="18"/>
+        </w:rPr>
+        <w:t xml:space="preserve"> </w:t>
+      </w:r>
+      <w:r>
+        <w:rPr>
+          <w:rFonts w:hint="eastAsia" w:ascii="新宋体" w:hAnsi="新宋体" w:eastAsia="新宋体" w:cs="新宋体"/>
+          <w:color w:val="FF0000"/>
+          <w:sz w:val="18"/>
+          <w:szCs w:val="18"/>
+        </w:rPr>
+        <w:t>value</w:t>
+      </w:r>
+      <w:r>
+        <w:rPr>
+          <w:rFonts w:hint="eastAsia" w:ascii="新宋体" w:hAnsi="新宋体" w:eastAsia="新宋体" w:cs="新宋体"/>
+          <w:color w:val="0000FF"/>
+          <w:sz w:val="18"/>
+          <w:szCs w:val="18"/>
+        </w:rPr>
+        <w:t>=</w:t>
+      </w:r>
+      <w:r>
+        <w:rPr>
+          <w:rFonts w:hint="eastAsia" w:ascii="新宋体" w:hAnsi="新宋体" w:eastAsia="新宋体" w:cs="新宋体"/>
+          <w:color w:val="000000"/>
+          <w:sz w:val="18"/>
+          <w:szCs w:val="18"/>
+        </w:rPr>
+        <w:t>"</w:t>
+      </w:r>
+      <w:r>
+        <w:rPr>
+          <w:rFonts w:hint="eastAsia" w:ascii="新宋体" w:hAnsi="新宋体" w:eastAsia="新宋体" w:cs="新宋体"/>
+          <w:color w:val="0000FF"/>
+          <w:sz w:val="18"/>
+          <w:szCs w:val="18"/>
+        </w:rPr>
+        <w:t>ip=127.0.0.1;port=1883;user=BearingBranch6;pwd=BearingBranch6;topicId=61</w:t>
+      </w:r>
+      <w:r>
+        <w:rPr>
+          <w:rFonts w:hint="eastAsia" w:ascii="新宋体" w:hAnsi="新宋体" w:eastAsia="新宋体" w:cs="新宋体"/>
+          <w:color w:val="000000"/>
+          <w:sz w:val="18"/>
+          <w:szCs w:val="18"/>
+        </w:rPr>
+        <w:t>"</w:t>
+      </w:r>
+      <w:r>
+        <w:rPr>
+          <w:rFonts w:hint="eastAsia" w:ascii="新宋体" w:hAnsi="新宋体" w:eastAsia="新宋体" w:cs="新宋体"/>
+          <w:color w:val="0000FF"/>
+          <w:sz w:val="18"/>
+          <w:szCs w:val="18"/>
+        </w:rPr>
+        <w:t>/&gt;</w:t>
+      </w:r>
+    </w:p>
+    <w:p>
+      <w:pPr>
+        <w:pStyle w:val="6"/>
+        <w:keepNext w:val="0"/>
+        <w:keepLines w:val="0"/>
+        <w:widowControl/>
+        <w:suppressLineNumbers w:val="0"/>
+        <w:rPr>
+          <w:rFonts w:hint="eastAsia" w:ascii="新宋体" w:hAnsi="新宋体" w:eastAsia="新宋体" w:cs="新宋体"/>
+          <w:color w:val="0000FF"/>
+          <w:sz w:val="18"/>
+          <w:szCs w:val="18"/>
+        </w:rPr>
+      </w:pPr>
+    </w:p>
+    <w:p>
+      <w:pPr>
+        <w:pStyle w:val="4"/>
+        <w:numPr>
+          <w:ilvl w:val="2"/>
+          <w:numId w:val="1"/>
+        </w:numPr>
+        <w:bidi w:val="0"/>
+        <w:ind w:left="709" w:leftChars="0" w:hanging="709" w:firstLineChars="0"/>
+        <w:rPr>
+          <w:rFonts w:hint="eastAsia"/>
+          <w:lang w:val="en-US" w:eastAsia="zh-CN"/>
+        </w:rPr>
+      </w:pPr>
+      <w:r>
+        <w:rPr>
+          <w:rFonts w:hint="eastAsia"/>
+          <w:lang w:val="en-US" w:eastAsia="zh-CN"/>
+        </w:rPr>
+        <w:t>桌面端软件名称</w:t>
+      </w:r>
+    </w:p>
+    <w:p>
+      <w:pPr>
+        <w:rPr>
+          <w:rFonts w:hint="eastAsia"/>
+          <w:lang w:val="en-US" w:eastAsia="zh-CN"/>
+        </w:rPr>
+      </w:pPr>
+      <w:r>
+        <w:rPr>
+          <w:rFonts w:hint="default" w:ascii="新宋体" w:hAnsi="新宋体" w:eastAsia="新宋体" w:cs="新宋体"/>
+          <w:color w:val="0000FF"/>
+          <w:sz w:val="18"/>
+          <w:szCs w:val="18"/>
+          <w:lang w:val="en-US" w:eastAsia="zh-CN"/>
+        </w:rPr>
+        <w:t>SL.MLineDataPrecisionTracking.Client</w:t>
+      </w:r>
+      <w:r>
+        <w:rPr>
+          <w:rFonts w:hint="eastAsia"/>
+          <w:lang w:val="en-US" w:eastAsia="zh-CN"/>
+        </w:rPr>
+        <w:t xml:space="preserve"> -&gt; App.config</w:t>
+      </w:r>
+    </w:p>
+    <w:p>
+      <w:pPr>
+        <w:pStyle w:val="6"/>
+        <w:keepNext w:val="0"/>
+        <w:keepLines w:val="0"/>
+        <w:widowControl/>
+        <w:suppressLineNumbers w:val="0"/>
+        <w:rPr>
+          <w:rFonts w:hint="eastAsia" w:ascii="新宋体" w:hAnsi="新宋体" w:eastAsia="新宋体" w:cs="新宋体"/>
+          <w:color w:val="0000FF"/>
+          <w:sz w:val="18"/>
+          <w:szCs w:val="18"/>
+        </w:rPr>
+      </w:pPr>
+      <w:r>
+        <w:rPr>
+          <w:rFonts w:hint="eastAsia" w:ascii="新宋体" w:hAnsi="新宋体" w:eastAsia="新宋体" w:cs="新宋体"/>
+          <w:color w:val="0000FF"/>
+          <w:sz w:val="18"/>
+          <w:szCs w:val="18"/>
+        </w:rPr>
+        <w:t>&lt;</w:t>
+      </w:r>
+      <w:r>
+        <w:rPr>
+          <w:rFonts w:hint="eastAsia" w:ascii="新宋体" w:hAnsi="新宋体" w:eastAsia="新宋体" w:cs="新宋体"/>
+          <w:color w:val="A31515"/>
+          <w:sz w:val="18"/>
+          <w:szCs w:val="18"/>
+        </w:rPr>
+        <w:t>add</w:t>
+      </w:r>
+      <w:r>
+        <w:rPr>
+          <w:rFonts w:hint="eastAsia" w:ascii="新宋体" w:hAnsi="新宋体" w:eastAsia="新宋体" w:cs="新宋体"/>
+          <w:color w:val="0000FF"/>
+          <w:sz w:val="18"/>
+          <w:szCs w:val="18"/>
+        </w:rPr>
+        <w:t xml:space="preserve"> </w:t>
+      </w:r>
+      <w:r>
+        <w:rPr>
+          <w:rFonts w:hint="eastAsia" w:ascii="新宋体" w:hAnsi="新宋体" w:eastAsia="新宋体" w:cs="新宋体"/>
+          <w:color w:val="FF0000"/>
+          <w:sz w:val="18"/>
+          <w:szCs w:val="18"/>
+        </w:rPr>
+        <w:t>key</w:t>
+      </w:r>
+      <w:r>
+        <w:rPr>
+          <w:rFonts w:hint="eastAsia" w:ascii="新宋体" w:hAnsi="新宋体" w:eastAsia="新宋体" w:cs="新宋体"/>
+          <w:color w:val="0000FF"/>
+          <w:sz w:val="18"/>
+          <w:szCs w:val="18"/>
+        </w:rPr>
+        <w:t>=</w:t>
+      </w:r>
+      <w:r>
+        <w:rPr>
+          <w:rFonts w:hint="eastAsia" w:ascii="新宋体" w:hAnsi="新宋体" w:eastAsia="新宋体" w:cs="新宋体"/>
+          <w:color w:val="000000"/>
+          <w:sz w:val="18"/>
+          <w:szCs w:val="18"/>
+        </w:rPr>
+        <w:t>"</w:t>
+      </w:r>
+      <w:r>
+        <w:rPr>
+          <w:rFonts w:hint="eastAsia" w:ascii="新宋体" w:hAnsi="新宋体" w:eastAsia="新宋体" w:cs="新宋体"/>
+          <w:color w:val="0000FF"/>
+          <w:sz w:val="18"/>
+          <w:szCs w:val="18"/>
+        </w:rPr>
+        <w:t>SoftwareName</w:t>
+      </w:r>
+      <w:r>
+        <w:rPr>
+          <w:rFonts w:hint="eastAsia" w:ascii="新宋体" w:hAnsi="新宋体" w:eastAsia="新宋体" w:cs="新宋体"/>
+          <w:color w:val="000000"/>
+          <w:sz w:val="18"/>
+          <w:szCs w:val="18"/>
+        </w:rPr>
+        <w:t>"</w:t>
+      </w:r>
+      <w:r>
+        <w:rPr>
+          <w:rFonts w:hint="eastAsia" w:ascii="新宋体" w:hAnsi="新宋体" w:eastAsia="新宋体" w:cs="新宋体"/>
+          <w:color w:val="0000FF"/>
+          <w:sz w:val="18"/>
+          <w:szCs w:val="18"/>
+        </w:rPr>
+        <w:t xml:space="preserve"> </w:t>
+      </w:r>
+      <w:r>
+        <w:rPr>
+          <w:rFonts w:hint="eastAsia" w:ascii="新宋体" w:hAnsi="新宋体" w:eastAsia="新宋体" w:cs="新宋体"/>
+          <w:color w:val="FF0000"/>
+          <w:sz w:val="18"/>
+          <w:szCs w:val="18"/>
+        </w:rPr>
+        <w:t>value</w:t>
+      </w:r>
+      <w:r>
+        <w:rPr>
+          <w:rFonts w:hint="eastAsia" w:ascii="新宋体" w:hAnsi="新宋体" w:eastAsia="新宋体" w:cs="新宋体"/>
+          <w:color w:val="0000FF"/>
+          <w:sz w:val="18"/>
+          <w:szCs w:val="18"/>
+        </w:rPr>
+        <w:t>=</w:t>
+      </w:r>
+      <w:r>
+        <w:rPr>
+          <w:rFonts w:hint="eastAsia" w:ascii="新宋体" w:hAnsi="新宋体" w:eastAsia="新宋体" w:cs="新宋体"/>
+          <w:color w:val="000000"/>
+          <w:sz w:val="18"/>
+          <w:szCs w:val="18"/>
+        </w:rPr>
+        <w:t>""</w:t>
+      </w:r>
+      <w:r>
+        <w:rPr>
+          <w:rFonts w:hint="eastAsia" w:ascii="新宋体" w:hAnsi="新宋体" w:eastAsia="新宋体" w:cs="新宋体"/>
+          <w:color w:val="0000FF"/>
+          <w:sz w:val="18"/>
+          <w:szCs w:val="18"/>
+        </w:rPr>
+        <w:t xml:space="preserve"> /&gt;</w:t>
+      </w:r>
+    </w:p>
+    <w:p>
+      <w:pPr>
+        <w:pStyle w:val="4"/>
+        <w:numPr>
+          <w:ilvl w:val="2"/>
+          <w:numId w:val="1"/>
+        </w:numPr>
+        <w:bidi w:val="0"/>
+        <w:ind w:left="709" w:leftChars="0" w:hanging="709" w:firstLineChars="0"/>
+        <w:rPr>
+          <w:rFonts w:hint="default"/>
+          <w:lang w:val="en-US" w:eastAsia="zh-CN"/>
+        </w:rPr>
+      </w:pPr>
+      <w:r>
+        <w:rPr>
+          <w:rFonts w:hint="eastAsia"/>
+          <w:lang w:val="en-US" w:eastAsia="zh-CN"/>
+        </w:rPr>
+        <w:t>后台接口地址</w:t>
+      </w:r>
+    </w:p>
+    <w:p>
+      <w:pPr>
+        <w:rPr>
+          <w:rFonts w:hint="eastAsia" w:ascii="新宋体" w:hAnsi="新宋体" w:eastAsia="新宋体" w:cs="新宋体"/>
+          <w:color w:val="0000FF"/>
+          <w:sz w:val="18"/>
+          <w:szCs w:val="18"/>
+        </w:rPr>
+      </w:pPr>
+      <w:r>
+        <w:rPr>
+          <w:rFonts w:hint="default" w:ascii="新宋体" w:hAnsi="新宋体" w:eastAsia="新宋体" w:cs="新宋体"/>
+          <w:color w:val="0000FF"/>
+          <w:sz w:val="18"/>
+          <w:szCs w:val="18"/>
+          <w:lang w:val="en-US" w:eastAsia="zh-CN"/>
+        </w:rPr>
+        <w:t>SL.MLineDataPrecisionTracking.Client</w:t>
+      </w:r>
+      <w:r>
+        <w:rPr>
+          <w:rFonts w:hint="eastAsia"/>
+          <w:lang w:val="en-US" w:eastAsia="zh-CN"/>
+        </w:rPr>
+        <w:t xml:space="preserve"> -&gt; App.config</w:t>
+      </w:r>
+    </w:p>
+    <w:p>
+      <w:pPr>
+        <w:pStyle w:val="6"/>
+        <w:keepNext w:val="0"/>
+        <w:keepLines w:val="0"/>
+        <w:widowControl/>
+        <w:suppressLineNumbers w:val="0"/>
+        <w:rPr>
+          <w:rFonts w:hint="eastAsia" w:ascii="新宋体" w:hAnsi="新宋体" w:eastAsia="新宋体" w:cs="新宋体"/>
+          <w:color w:val="0000FF"/>
+          <w:sz w:val="18"/>
+          <w:szCs w:val="18"/>
+        </w:rPr>
+      </w:pPr>
+      <w:r>
+        <w:rPr>
+          <w:rFonts w:hint="eastAsia" w:ascii="新宋体" w:hAnsi="新宋体" w:eastAsia="新宋体" w:cs="新宋体"/>
+          <w:color w:val="0000FF"/>
+          <w:sz w:val="18"/>
+          <w:szCs w:val="18"/>
+        </w:rPr>
+        <w:t xml:space="preserve">  &lt;</w:t>
+      </w:r>
+      <w:r>
+        <w:rPr>
+          <w:rFonts w:hint="eastAsia" w:ascii="新宋体" w:hAnsi="新宋体" w:eastAsia="新宋体" w:cs="新宋体"/>
+          <w:color w:val="A31515"/>
+          <w:sz w:val="18"/>
+          <w:szCs w:val="18"/>
+        </w:rPr>
+        <w:t>add</w:t>
+      </w:r>
+      <w:r>
+        <w:rPr>
+          <w:rFonts w:hint="eastAsia" w:ascii="新宋体" w:hAnsi="新宋体" w:eastAsia="新宋体" w:cs="新宋体"/>
+          <w:color w:val="0000FF"/>
+          <w:sz w:val="18"/>
+          <w:szCs w:val="18"/>
+        </w:rPr>
+        <w:t xml:space="preserve"> </w:t>
+      </w:r>
+      <w:r>
+        <w:rPr>
+          <w:rFonts w:hint="eastAsia" w:ascii="新宋体" w:hAnsi="新宋体" w:eastAsia="新宋体" w:cs="新宋体"/>
+          <w:color w:val="FF0000"/>
+          <w:sz w:val="18"/>
+          <w:szCs w:val="18"/>
+        </w:rPr>
+        <w:t>key</w:t>
+      </w:r>
+      <w:r>
+        <w:rPr>
+          <w:rFonts w:hint="eastAsia" w:ascii="新宋体" w:hAnsi="新宋体" w:eastAsia="新宋体" w:cs="新宋体"/>
+          <w:color w:val="0000FF"/>
+          <w:sz w:val="18"/>
+          <w:szCs w:val="18"/>
+        </w:rPr>
+        <w:t>=</w:t>
+      </w:r>
+      <w:r>
+        <w:rPr>
+          <w:rFonts w:hint="eastAsia" w:ascii="新宋体" w:hAnsi="新宋体" w:eastAsia="新宋体" w:cs="新宋体"/>
+          <w:color w:val="000000"/>
+          <w:sz w:val="18"/>
+          <w:szCs w:val="18"/>
+        </w:rPr>
+        <w:t>"</w:t>
+      </w:r>
+      <w:r>
+        <w:rPr>
+          <w:rFonts w:hint="eastAsia" w:ascii="新宋体" w:hAnsi="新宋体" w:eastAsia="新宋体" w:cs="新宋体"/>
+          <w:color w:val="0000FF"/>
+          <w:sz w:val="18"/>
+          <w:szCs w:val="18"/>
+        </w:rPr>
+        <w:t>ServiceUri</w:t>
+      </w:r>
+      <w:r>
+        <w:rPr>
+          <w:rFonts w:hint="eastAsia" w:ascii="新宋体" w:hAnsi="新宋体" w:eastAsia="新宋体" w:cs="新宋体"/>
+          <w:color w:val="000000"/>
+          <w:sz w:val="18"/>
+          <w:szCs w:val="18"/>
+        </w:rPr>
+        <w:t>"</w:t>
+      </w:r>
+      <w:r>
+        <w:rPr>
+          <w:rFonts w:hint="eastAsia" w:ascii="新宋体" w:hAnsi="新宋体" w:eastAsia="新宋体" w:cs="新宋体"/>
+          <w:color w:val="0000FF"/>
+          <w:sz w:val="18"/>
+          <w:szCs w:val="18"/>
+        </w:rPr>
+        <w:t xml:space="preserve"> </w:t>
+      </w:r>
+      <w:r>
+        <w:rPr>
+          <w:rFonts w:hint="eastAsia" w:ascii="新宋体" w:hAnsi="新宋体" w:eastAsia="新宋体" w:cs="新宋体"/>
+          <w:color w:val="FF0000"/>
+          <w:sz w:val="18"/>
+          <w:szCs w:val="18"/>
+        </w:rPr>
+        <w:t>value</w:t>
+      </w:r>
+      <w:r>
+        <w:rPr>
+          <w:rFonts w:hint="eastAsia" w:ascii="新宋体" w:hAnsi="新宋体" w:eastAsia="新宋体" w:cs="新宋体"/>
+          <w:color w:val="0000FF"/>
+          <w:sz w:val="18"/>
+          <w:szCs w:val="18"/>
+        </w:rPr>
+        <w:t>=</w:t>
+      </w:r>
+      <w:r>
+        <w:rPr>
+          <w:rFonts w:hint="eastAsia" w:ascii="新宋体" w:hAnsi="新宋体" w:eastAsia="新宋体" w:cs="新宋体"/>
+          <w:color w:val="000000"/>
+          <w:sz w:val="18"/>
+          <w:szCs w:val="18"/>
+        </w:rPr>
+        <w:t>"</w:t>
+      </w:r>
+      <w:r>
+        <w:rPr>
+          <w:rFonts w:hint="eastAsia" w:ascii="新宋体" w:hAnsi="新宋体" w:eastAsia="新宋体" w:cs="新宋体"/>
+          <w:color w:val="0000FF"/>
+          <w:sz w:val="18"/>
+          <w:szCs w:val="18"/>
+        </w:rPr>
+        <w:t>http://localhost:59088</w:t>
+      </w:r>
+      <w:r>
+        <w:rPr>
+          <w:rFonts w:hint="eastAsia" w:ascii="新宋体" w:hAnsi="新宋体" w:eastAsia="新宋体" w:cs="新宋体"/>
+          <w:color w:val="000000"/>
+          <w:sz w:val="18"/>
+          <w:szCs w:val="18"/>
+        </w:rPr>
+        <w:t>"</w:t>
+      </w:r>
+      <w:r>
+        <w:rPr>
+          <w:rFonts w:hint="eastAsia" w:ascii="新宋体" w:hAnsi="新宋体" w:eastAsia="新宋体" w:cs="新宋体"/>
+          <w:color w:val="0000FF"/>
+          <w:sz w:val="18"/>
+          <w:szCs w:val="18"/>
+        </w:rPr>
+        <w:t xml:space="preserve"> /&gt;</w:t>
+      </w:r>
+    </w:p>
+    <w:p>
+      <w:pPr>
+        <w:pStyle w:val="4"/>
+        <w:numPr>
+          <w:ilvl w:val="2"/>
+          <w:numId w:val="1"/>
+        </w:numPr>
+        <w:bidi w:val="0"/>
+        <w:ind w:left="709" w:leftChars="0" w:hanging="709" w:firstLineChars="0"/>
+        <w:rPr>
+          <w:rFonts w:hint="default"/>
+          <w:lang w:val="en-US" w:eastAsia="zh-CN"/>
+        </w:rPr>
+      </w:pPr>
+      <w:r>
+        <w:rPr>
+          <w:rFonts w:hint="eastAsia"/>
+          <w:lang w:val="en-US" w:eastAsia="zh-CN"/>
+        </w:rPr>
+        <w:t>Web挂载</w:t>
+      </w:r>
+    </w:p>
+    <w:p>
+      <w:pPr>
+        <w:pStyle w:val="6"/>
+        <w:keepNext w:val="0"/>
+        <w:keepLines w:val="0"/>
+        <w:widowControl/>
+        <w:suppressLineNumbers w:val="0"/>
+        <w:rPr>
+          <w:rFonts w:hint="default" w:ascii="宋体" w:hAnsi="宋体" w:eastAsia="宋体" w:cs="宋体"/>
+          <w:kern w:val="0"/>
+          <w:sz w:val="21"/>
+          <w:szCs w:val="21"/>
+          <w:lang w:val="en-US" w:eastAsia="zh-CN" w:bidi="ar"/>
+        </w:rPr>
+      </w:pPr>
+      <w:r>
+        <w:rPr>
+          <w:rFonts w:hint="eastAsia" w:ascii="宋体" w:hAnsi="宋体" w:eastAsia="宋体" w:cs="宋体"/>
+          <w:kern w:val="0"/>
+          <w:sz w:val="21"/>
+          <w:szCs w:val="21"/>
+          <w:lang w:val="en-US" w:eastAsia="zh-CN" w:bidi="ar"/>
+        </w:rPr>
+        <w:t>在servic服务的生成的 StaticHtml 文件里，当检测到存在 index.html 就挂载该静态资源。</w:t>
+      </w:r>
+    </w:p>
+    <w:p>
+      <w:pPr>
+        <w:rPr>
+          <w:rFonts w:hint="default"/>
+          <w:lang w:val="en-US" w:eastAsia="zh-CN"/>
+        </w:rPr>
+      </w:pPr>
+    </w:p>
+    <w:p>
+      <w:pPr>
+        <w:pStyle w:val="3"/>
+        <w:numPr>
+          <w:ilvl w:val="1"/>
+          <w:numId w:val="1"/>
+        </w:numPr>
+        <w:bidi w:val="0"/>
+        <w:ind w:left="567" w:leftChars="0" w:hanging="567" w:firstLineChars="0"/>
+        <w:rPr>
+          <w:rFonts w:hint="default"/>
+          <w:lang w:val="en-US" w:eastAsia="zh-CN"/>
+        </w:rPr>
+      </w:pPr>
+      <w:r>
+        <w:rPr>
+          <w:rFonts w:hint="eastAsia"/>
+          <w:lang w:val="en-US" w:eastAsia="zh-CN"/>
+        </w:rPr>
+        <w:t>设备数据采集（精追）</w:t>
+      </w:r>
+    </w:p>
+    <w:p>
+      <w:pPr>
+        <w:pStyle w:val="4"/>
+        <w:numPr>
+          <w:ilvl w:val="2"/>
+          <w:numId w:val="1"/>
+        </w:numPr>
+        <w:bidi w:val="0"/>
+        <w:ind w:left="709" w:leftChars="0" w:hanging="709" w:firstLineChars="0"/>
+        <w:rPr>
+          <w:rFonts w:hint="default"/>
+          <w:lang w:val="en-US" w:eastAsia="zh-CN"/>
+        </w:rPr>
+      </w:pPr>
+      <w:r>
+        <w:rPr>
+          <w:rFonts w:hint="eastAsia"/>
+          <w:lang w:val="en-US" w:eastAsia="zh-CN"/>
+        </w:rPr>
+        <w:t>点位导入</w:t>
+      </w:r>
+    </w:p>
+    <w:p>
+      <w:pPr>
         <w:numPr>
           <w:ilvl w:val="0"/>
           <w:numId w:val="4"/>
         </w:numPr>
         <w:ind w:left="425" w:leftChars="0" w:hanging="425" w:firstLineChars="0"/>
+        <w:rPr>
+          <w:rFonts w:hint="eastAsia" w:ascii="宋体" w:hAnsi="宋体" w:eastAsia="宋体" w:cs="宋体"/>
+          <w:kern w:val="0"/>
+          <w:sz w:val="21"/>
+          <w:szCs w:val="21"/>
+          <w:lang w:val="en-US" w:eastAsia="zh-CN" w:bidi="ar"/>
+        </w:rPr>
+      </w:pPr>
+      <w:r>
         <w:rPr>
           <w:rFonts w:hint="eastAsia" w:ascii="宋体" w:hAnsi="宋体" w:eastAsia="宋体" w:cs="宋体"/>
           <w:kern w:val="0"/>
@@ -1305,8 +3113,52 @@
           <w:szCs w:val="24"/>
           <w:lang w:val="en-US" w:eastAsia="zh-CN" w:bidi="ar"/>
         </w:rPr>
-      </w:pPr>
-      <w:r>
+        <w:t>在客</w:t>
+      </w:r>
+      <w:r>
+        <w:rPr>
+          <w:rFonts w:hint="eastAsia" w:ascii="宋体" w:hAnsi="宋体" w:eastAsia="宋体" w:cs="宋体"/>
+          <w:kern w:val="0"/>
+          <w:sz w:val="21"/>
+          <w:szCs w:val="21"/>
+          <w:lang w:val="en-US" w:eastAsia="zh-CN" w:bidi="ar"/>
+        </w:rPr>
+        <w:t>户端设置界面将doc对应的点位信息导入。</w:t>
+      </w:r>
+    </w:p>
+    <w:p>
+      <w:pPr>
+        <w:numPr>
+          <w:ilvl w:val="0"/>
+          <w:numId w:val="4"/>
+        </w:numPr>
+        <w:ind w:left="425" w:leftChars="0" w:hanging="425" w:firstLineChars="0"/>
+        <w:rPr>
+          <w:rFonts w:hint="eastAsia" w:ascii="宋体" w:hAnsi="宋体" w:eastAsia="宋体" w:cs="宋体"/>
+          <w:kern w:val="0"/>
+          <w:sz w:val="21"/>
+          <w:szCs w:val="21"/>
+          <w:lang w:val="en-US" w:eastAsia="zh-CN" w:bidi="ar"/>
+        </w:rPr>
+      </w:pPr>
+      <w:r>
+        <w:rPr>
+          <w:rFonts w:hint="eastAsia" w:ascii="宋体" w:hAnsi="宋体" w:eastAsia="宋体" w:cs="宋体"/>
+          <w:kern w:val="0"/>
+          <w:sz w:val="21"/>
+          <w:szCs w:val="21"/>
+          <w:lang w:val="en-US" w:eastAsia="zh-CN" w:bidi="ar"/>
+        </w:rPr>
+        <w:t>重启对应的服务加载新点位数据。</w:t>
+      </w:r>
+    </w:p>
+    <w:p>
+      <w:pPr>
+        <w:numPr>
+          <w:ilvl w:val="0"/>
+          <w:numId w:val="0"/>
+        </w:numPr>
+        <w:ind w:leftChars="0"/>
         <w:rPr>
           <w:rFonts w:hint="eastAsia" w:ascii="宋体" w:hAnsi="宋体" w:eastAsia="宋体" w:cs="宋体"/>
           <w:kern w:val="0"/>
@@ -1314,82 +3166,13 @@
           <w:szCs w:val="24"/>
           <w:lang w:val="en-US" w:eastAsia="zh-CN" w:bidi="ar"/>
         </w:rPr>
-        <w:t>在客户端设置界面将doc对应的点位信息导入即可。</w:t>
-      </w:r>
-    </w:p>
-    <w:p>
-      <w:pPr>
-        <w:numPr>
-          <w:ilvl w:val="0"/>
-          <w:numId w:val="4"/>
-        </w:numPr>
-        <w:ind w:left="425" w:leftChars="0" w:hanging="425" w:firstLineChars="0"/>
-        <w:rPr>
-          <w:rFonts w:hint="eastAsia" w:ascii="宋体" w:hAnsi="宋体" w:eastAsia="宋体" w:cs="宋体"/>
-          <w:kern w:val="0"/>
-          <w:sz w:val="24"/>
-          <w:szCs w:val="24"/>
-          <w:lang w:val="en-US" w:eastAsia="zh-CN" w:bidi="ar"/>
-        </w:rPr>
-      </w:pPr>
-      <w:r>
-        <w:rPr>
-          <w:rFonts w:hint="eastAsia" w:ascii="宋体" w:hAnsi="宋体" w:eastAsia="宋体" w:cs="宋体"/>
-          <w:kern w:val="0"/>
-          <w:sz w:val="24"/>
-          <w:szCs w:val="24"/>
-          <w:lang w:val="en-US" w:eastAsia="zh-CN" w:bidi="ar"/>
-        </w:rPr>
-        <w:t>如果是装配线启用 ab即可，禁用热处理。热处理亦然。如启用的服务为在运行中点击启动启用服务。</w:t>
-      </w:r>
-    </w:p>
-    <w:p>
-      <w:pPr>
-        <w:numPr>
-          <w:ilvl w:val="0"/>
-          <w:numId w:val="4"/>
-        </w:numPr>
-        <w:ind w:left="425" w:leftChars="0" w:hanging="425" w:firstLineChars="0"/>
-        <w:rPr>
-          <w:rFonts w:hint="eastAsia" w:ascii="宋体" w:hAnsi="宋体" w:eastAsia="宋体" w:cs="宋体"/>
-          <w:kern w:val="0"/>
-          <w:sz w:val="24"/>
-          <w:szCs w:val="24"/>
-          <w:lang w:val="en-US" w:eastAsia="zh-CN" w:bidi="ar"/>
-        </w:rPr>
-      </w:pPr>
-      <w:r>
-        <w:rPr>
-          <w:rFonts w:hint="eastAsia" w:ascii="宋体" w:hAnsi="宋体" w:eastAsia="宋体" w:cs="宋体"/>
-          <w:kern w:val="0"/>
-          <w:sz w:val="24"/>
-          <w:szCs w:val="24"/>
-          <w:lang w:val="en-US" w:eastAsia="zh-CN" w:bidi="ar"/>
-        </w:rPr>
-        <w:t>重启客户端即可展示对应的信息。</w:t>
-      </w:r>
-    </w:p>
-    <w:p>
-      <w:pPr>
-        <w:numPr>
-          <w:ilvl w:val="0"/>
-          <w:numId w:val="0"/>
-        </w:numPr>
-        <w:ind w:leftChars="0"/>
-        <w:rPr>
-          <w:rFonts w:hint="eastAsia" w:ascii="宋体" w:hAnsi="宋体" w:eastAsia="宋体" w:cs="宋体"/>
-          <w:kern w:val="0"/>
-          <w:sz w:val="24"/>
-          <w:szCs w:val="24"/>
-          <w:lang w:val="en-US" w:eastAsia="zh-CN" w:bidi="ar"/>
-        </w:rPr>
       </w:pPr>
       <w:r>
         <w:drawing>
           <wp:inline distT="0" distB="0" distL="114300" distR="114300">
-            <wp:extent cx="5268595" cy="1546860"/>
-            <wp:effectExtent l="0" t="0" r="8255" b="15240"/>
-            <wp:docPr id="9" name="图片 5"/>
+            <wp:extent cx="5272405" cy="1870075"/>
+            <wp:effectExtent l="0" t="0" r="4445" b="15875"/>
+            <wp:docPr id="15" name="图片 1"/>
             <wp:cNvGraphicFramePr>
               <a:graphicFrameLocks xmlns:a="http://schemas.openxmlformats.org/drawingml/2006/main" noChangeAspect="1"/>
             </wp:cNvGraphicFramePr>
@@ -1397,102 +3180,7 @@
               <a:graphicData uri="http://schemas.openxmlformats.org/drawingml/2006/picture">
                 <pic:pic xmlns:pic="http://schemas.openxmlformats.org/drawingml/2006/picture">
                   <pic:nvPicPr>
-                    <pic:cNvPr id="9" name="图片 5"/>
-                    <pic:cNvPicPr>
-                      <a:picLocks noChangeAspect="1"/>
-                    </pic:cNvPicPr>
-                  </pic:nvPicPr>
-                  <pic:blipFill>
-                    <a:blip r:embed="rId9"/>
-                    <a:stretch>
-                      <a:fillRect/>
-                    </a:stretch>
-                  </pic:blipFill>
-                  <pic:spPr>
-                    <a:xfrm>
-                      <a:off x="0" y="0"/>
-                      <a:ext cx="5268595" cy="1546860"/>
-                    </a:xfrm>
-                    <a:prstGeom prst="rect">
-                      <a:avLst/>
-                    </a:prstGeom>
-                    <a:noFill/>
-                    <a:ln>
-                      <a:noFill/>
-                    </a:ln>
-                  </pic:spPr>
-                </pic:pic>
-              </a:graphicData>
-            </a:graphic>
-          </wp:inline>
-        </w:drawing>
-      </w:r>
-    </w:p>
-    <w:p>
-      <w:pPr>
-        <w:rPr>
-          <w:rFonts w:hint="default"/>
-          <w:lang w:val="en-US" w:eastAsia="zh-CN"/>
-        </w:rPr>
-      </w:pPr>
-    </w:p>
-    <w:p>
-      <w:pPr>
-        <w:pStyle w:val="3"/>
-        <w:numPr>
-          <w:ilvl w:val="1"/>
-          <w:numId w:val="1"/>
-        </w:numPr>
-        <w:bidi w:val="0"/>
-        <w:ind w:left="567" w:leftChars="0" w:hanging="567" w:firstLineChars="0"/>
-        <w:rPr>
-          <w:rFonts w:hint="default"/>
-          <w:lang w:val="en-US" w:eastAsia="zh-CN"/>
-        </w:rPr>
-      </w:pPr>
-      <w:r>
-        <w:rPr>
-          <w:rFonts w:hint="eastAsia"/>
-          <w:lang w:val="en-US" w:eastAsia="zh-CN"/>
-        </w:rPr>
-        <w:t>装配线</w:t>
-      </w:r>
-    </w:p>
-    <w:p>
-      <w:pPr>
-        <w:numPr>
-          <w:ilvl w:val="0"/>
-          <w:numId w:val="5"/>
-        </w:numPr>
-        <w:ind w:left="425" w:leftChars="0" w:hanging="425" w:firstLineChars="0"/>
-        <w:rPr>
-          <w:rFonts w:hint="default"/>
-          <w:lang w:val="en-US" w:eastAsia="zh-CN"/>
-        </w:rPr>
-      </w:pPr>
-      <w:r>
-        <w:rPr>
-          <w:rFonts w:hint="eastAsia"/>
-          <w:lang w:val="en-US" w:eastAsia="zh-CN"/>
-        </w:rPr>
-        <w:t>在设置界面点击导入</w:t>
-      </w:r>
-    </w:p>
-    <w:p>
-      <w:r>
-        <w:drawing>
-          <wp:inline distT="0" distB="0" distL="114300" distR="114300">
-            <wp:extent cx="5272405" cy="1870075"/>
-            <wp:effectExtent l="0" t="0" r="4445" b="15875"/>
-            <wp:docPr id="2" name="图片 1"/>
-            <wp:cNvGraphicFramePr>
-              <a:graphicFrameLocks xmlns:a="http://schemas.openxmlformats.org/drawingml/2006/main" noChangeAspect="1"/>
-            </wp:cNvGraphicFramePr>
-            <a:graphic xmlns:a="http://schemas.openxmlformats.org/drawingml/2006/main">
-              <a:graphicData uri="http://schemas.openxmlformats.org/drawingml/2006/picture">
-                <pic:pic xmlns:pic="http://schemas.openxmlformats.org/drawingml/2006/picture">
-                  <pic:nvPicPr>
-                    <pic:cNvPr id="2" name="图片 1"/>
+                    <pic:cNvPr id="15" name="图片 1"/>
                     <pic:cNvPicPr>
                       <a:picLocks noChangeAspect="1"/>
                     </pic:cNvPicPr>
@@ -1527,29 +3215,103 @@
       <w:pPr>
         <w:numPr>
           <w:ilvl w:val="0"/>
+          <w:numId w:val="0"/>
+        </w:numPr>
+        <w:ind w:leftChars="0"/>
+      </w:pPr>
+    </w:p>
+    <w:p>
+      <w:pPr>
+        <w:pStyle w:val="3"/>
+        <w:numPr>
+          <w:ilvl w:val="1"/>
+          <w:numId w:val="1"/>
+        </w:numPr>
+        <w:bidi w:val="0"/>
+        <w:ind w:left="567" w:leftChars="0" w:hanging="567" w:firstLineChars="0"/>
+        <w:rPr>
+          <w:rFonts w:hint="default"/>
+          <w:lang w:val="en-US" w:eastAsia="zh-CN"/>
+        </w:rPr>
+      </w:pPr>
+      <w:r>
+        <w:rPr>
+          <w:rFonts w:hint="eastAsia"/>
+          <w:lang w:val="en-US" w:eastAsia="zh-CN"/>
+        </w:rPr>
+        <w:t>UI配置</w:t>
+      </w:r>
+    </w:p>
+    <w:p>
+      <w:pPr>
+        <w:numPr>
+          <w:ilvl w:val="0"/>
           <w:numId w:val="5"/>
         </w:numPr>
-        <w:ind w:left="425" w:leftChars="0" w:hanging="425" w:firstLineChars="0"/>
-        <w:rPr>
-          <w:rFonts w:hint="default" w:eastAsiaTheme="minorEastAsia"/>
-          <w:lang w:val="en-US" w:eastAsia="zh-CN"/>
-        </w:rPr>
-      </w:pPr>
-      <w:r>
-        <w:rPr>
-          <w:rFonts w:hint="eastAsia"/>
-          <w:lang w:val="en-US" w:eastAsia="zh-CN"/>
-        </w:rPr>
-        <w:t>选择 6-3#装配线的点位信息</w:t>
-      </w:r>
-    </w:p>
-    <w:p>
+        <w:ind w:leftChars="0"/>
+        <w:rPr>
+          <w:rFonts w:hint="eastAsia"/>
+          <w:lang w:val="en-US" w:eastAsia="zh-CN"/>
+        </w:rPr>
+      </w:pPr>
+      <w:r>
+        <w:rPr>
+          <w:rFonts w:hint="eastAsia"/>
+          <w:lang w:val="en-US" w:eastAsia="zh-CN"/>
+        </w:rPr>
+        <w:t>在设备-&gt;服务管理里仅启用对应的采集服务。（对应关系见对应的view）</w:t>
+      </w:r>
+    </w:p>
+    <w:p>
+      <w:pPr>
+        <w:numPr>
+          <w:ilvl w:val="0"/>
+          <w:numId w:val="5"/>
+        </w:numPr>
+        <w:ind w:leftChars="0"/>
+        <w:rPr>
+          <w:rFonts w:hint="default"/>
+          <w:lang w:val="en-US" w:eastAsia="zh-CN"/>
+        </w:rPr>
+      </w:pPr>
+      <w:r>
+        <w:rPr>
+          <w:rFonts w:hint="eastAsia"/>
+          <w:lang w:val="en-US" w:eastAsia="zh-CN"/>
+        </w:rPr>
+        <w:t>重启客户端。</w:t>
+      </w:r>
+    </w:p>
+    <w:p>
+      <w:pPr>
+        <w:numPr>
+          <w:ilvl w:val="0"/>
+          <w:numId w:val="0"/>
+        </w:numPr>
+        <w:ind w:leftChars="0"/>
+      </w:pPr>
+    </w:p>
+    <w:p>
+      <w:pPr>
+        <w:numPr>
+          <w:ilvl w:val="0"/>
+          <w:numId w:val="0"/>
+        </w:numPr>
+        <w:ind w:leftChars="0"/>
+        <w:rPr>
+          <w:rFonts w:hint="eastAsia" w:ascii="宋体" w:hAnsi="宋体" w:eastAsia="宋体" w:cs="宋体"/>
+          <w:kern w:val="0"/>
+          <w:sz w:val="24"/>
+          <w:szCs w:val="24"/>
+          <w:lang w:val="en-US" w:eastAsia="zh-CN" w:bidi="ar"/>
+        </w:rPr>
+      </w:pPr>
       <w:r>
         <w:drawing>
           <wp:inline distT="0" distB="0" distL="114300" distR="114300">
-            <wp:extent cx="5057775" cy="1181100"/>
-            <wp:effectExtent l="0" t="0" r="9525" b="0"/>
-            <wp:docPr id="7" name="图片 2"/>
+            <wp:extent cx="5268595" cy="1546860"/>
+            <wp:effectExtent l="0" t="0" r="8255" b="15240"/>
+            <wp:docPr id="9" name="图片 5"/>
             <wp:cNvGraphicFramePr>
               <a:graphicFrameLocks xmlns:a="http://schemas.openxmlformats.org/drawingml/2006/main" noChangeAspect="1"/>
             </wp:cNvGraphicFramePr>
@@ -1557,7 +3319,7 @@
               <a:graphicData uri="http://schemas.openxmlformats.org/drawingml/2006/picture">
                 <pic:pic xmlns:pic="http://schemas.openxmlformats.org/drawingml/2006/picture">
                   <pic:nvPicPr>
-                    <pic:cNvPr id="7" name="图片 2"/>
+                    <pic:cNvPr id="9" name="图片 5"/>
                     <pic:cNvPicPr>
                       <a:picLocks noChangeAspect="1"/>
                     </pic:cNvPicPr>
@@ -1571,7 +3333,7 @@
                   <pic:spPr>
                     <a:xfrm>
                       <a:off x="0" y="0"/>
-                      <a:ext cx="5057775" cy="1181100"/>
+                      <a:ext cx="5268595" cy="1546860"/>
                     </a:xfrm>
                     <a:prstGeom prst="rect">
                       <a:avLst/>
@@ -1590,30 +3352,332 @@
     </w:p>
     <w:p>
       <w:pPr>
+        <w:rPr>
+          <w:rFonts w:hint="default"/>
+          <w:lang w:val="en-US" w:eastAsia="zh-CN"/>
+        </w:rPr>
+      </w:pPr>
+    </w:p>
+    <w:p>
+      <w:pPr>
+        <w:rPr>
+          <w:rFonts w:hint="default"/>
+          <w:lang w:val="en-US" w:eastAsia="zh-CN"/>
+        </w:rPr>
+      </w:pPr>
+    </w:p>
+    <w:p>
+      <w:pPr>
+        <w:pStyle w:val="3"/>
+        <w:numPr>
+          <w:ilvl w:val="1"/>
+          <w:numId w:val="1"/>
+        </w:numPr>
+        <w:bidi w:val="0"/>
+        <w:ind w:left="567" w:leftChars="0" w:hanging="567" w:firstLineChars="0"/>
+        <w:rPr>
+          <w:rFonts w:hint="eastAsia"/>
+          <w:lang w:val="en-US" w:eastAsia="zh-CN"/>
+        </w:rPr>
+      </w:pPr>
+      <w:r>
+        <w:rPr>
+          <w:rFonts w:hint="eastAsia"/>
+          <w:lang w:val="en-US" w:eastAsia="zh-CN"/>
+        </w:rPr>
+        <w:t>Mqtt推送</w:t>
+      </w:r>
+    </w:p>
+    <w:p>
+      <w:pPr>
         <w:numPr>
           <w:ilvl w:val="0"/>
-          <w:numId w:val="5"/>
-        </w:numPr>
-        <w:ind w:left="425" w:leftChars="0" w:hanging="425" w:firstLineChars="0"/>
-        <w:rPr>
-          <w:rFonts w:hint="eastAsia" w:eastAsiaTheme="minorEastAsia"/>
-          <w:lang w:eastAsia="zh-CN"/>
-        </w:rPr>
-      </w:pPr>
-      <w:r>
-        <w:rPr>
-          <w:rFonts w:hint="eastAsia"/>
-          <w:lang w:val="en-US" w:eastAsia="zh-CN"/>
-        </w:rPr>
-        <w:t>点击设置刷新状态，启用AB线采集服务，同时禁用热处理。若AB线采集服务启用后处于已停止状态，需点击启动以开启采集服务。</w:t>
-      </w:r>
-    </w:p>
-    <w:p>
+          <w:numId w:val="0"/>
+        </w:numPr>
+      </w:pPr>
       <w:r>
         <w:drawing>
           <wp:inline distT="0" distB="0" distL="114300" distR="114300">
-            <wp:extent cx="5269865" cy="1748790"/>
-            <wp:effectExtent l="0" t="0" r="6985" b="3810"/>
+            <wp:extent cx="5272405" cy="1593215"/>
+            <wp:effectExtent l="0" t="0" r="4445" b="6985"/>
+            <wp:docPr id="7" name="图片 1"/>
+            <wp:cNvGraphicFramePr>
+              <a:graphicFrameLocks xmlns:a="http://schemas.openxmlformats.org/drawingml/2006/main" noChangeAspect="1"/>
+            </wp:cNvGraphicFramePr>
+            <a:graphic xmlns:a="http://schemas.openxmlformats.org/drawingml/2006/main">
+              <a:graphicData uri="http://schemas.openxmlformats.org/drawingml/2006/picture">
+                <pic:pic xmlns:pic="http://schemas.openxmlformats.org/drawingml/2006/picture">
+                  <pic:nvPicPr>
+                    <pic:cNvPr id="7" name="图片 1"/>
+                    <pic:cNvPicPr>
+                      <a:picLocks noChangeAspect="1"/>
+                    </pic:cNvPicPr>
+                  </pic:nvPicPr>
+                  <pic:blipFill>
+                    <a:blip r:embed="rId12"/>
+                    <a:stretch>
+                      <a:fillRect/>
+                    </a:stretch>
+                  </pic:blipFill>
+                  <pic:spPr>
+                    <a:xfrm>
+                      <a:off x="0" y="0"/>
+                      <a:ext cx="5272405" cy="1593215"/>
+                    </a:xfrm>
+                    <a:prstGeom prst="rect">
+                      <a:avLst/>
+                    </a:prstGeom>
+                    <a:noFill/>
+                    <a:ln>
+                      <a:noFill/>
+                    </a:ln>
+                  </pic:spPr>
+                </pic:pic>
+              </a:graphicData>
+            </a:graphic>
+          </wp:inline>
+        </w:drawing>
+      </w:r>
+    </w:p>
+    <w:p>
+      <w:pPr>
+        <w:numPr>
+          <w:ilvl w:val="0"/>
+          <w:numId w:val="0"/>
+        </w:numPr>
+      </w:pPr>
+      <w:r>
+        <w:drawing>
+          <wp:inline distT="0" distB="0" distL="114300" distR="114300">
+            <wp:extent cx="5263515" cy="1736090"/>
+            <wp:effectExtent l="0" t="0" r="13335" b="16510"/>
+            <wp:docPr id="14" name="图片 7"/>
+            <wp:cNvGraphicFramePr>
+              <a:graphicFrameLocks xmlns:a="http://schemas.openxmlformats.org/drawingml/2006/main" noChangeAspect="1"/>
+            </wp:cNvGraphicFramePr>
+            <a:graphic xmlns:a="http://schemas.openxmlformats.org/drawingml/2006/main">
+              <a:graphicData uri="http://schemas.openxmlformats.org/drawingml/2006/picture">
+                <pic:pic xmlns:pic="http://schemas.openxmlformats.org/drawingml/2006/picture">
+                  <pic:nvPicPr>
+                    <pic:cNvPr id="14" name="图片 7"/>
+                    <pic:cNvPicPr>
+                      <a:picLocks noChangeAspect="1"/>
+                    </pic:cNvPicPr>
+                  </pic:nvPicPr>
+                  <pic:blipFill>
+                    <a:blip r:embed="rId13"/>
+                    <a:stretch>
+                      <a:fillRect/>
+                    </a:stretch>
+                  </pic:blipFill>
+                  <pic:spPr>
+                    <a:xfrm>
+                      <a:off x="0" y="0"/>
+                      <a:ext cx="5263515" cy="1736090"/>
+                    </a:xfrm>
+                    <a:prstGeom prst="rect">
+                      <a:avLst/>
+                    </a:prstGeom>
+                    <a:noFill/>
+                    <a:ln>
+                      <a:noFill/>
+                    </a:ln>
+                  </pic:spPr>
+                </pic:pic>
+              </a:graphicData>
+            </a:graphic>
+          </wp:inline>
+        </w:drawing>
+      </w:r>
+    </w:p>
+    <w:p>
+      <w:r>
+        <w:br w:type="page"/>
+      </w:r>
+    </w:p>
+    <w:p>
+      <w:pPr>
+        <w:pStyle w:val="4"/>
+        <w:numPr>
+          <w:ilvl w:val="2"/>
+          <w:numId w:val="1"/>
+        </w:numPr>
+        <w:bidi w:val="0"/>
+        <w:ind w:left="709" w:leftChars="0" w:hanging="709" w:firstLineChars="0"/>
+        <w:rPr>
+          <w:rFonts w:hint="eastAsia"/>
+          <w:lang w:val="en-US" w:eastAsia="zh-CN"/>
+        </w:rPr>
+      </w:pPr>
+      <w:r>
+        <w:rPr>
+          <w:rFonts w:hint="eastAsia"/>
+          <w:lang w:val="en-US" w:eastAsia="zh-CN"/>
+        </w:rPr>
+        <w:t>添加工厂</w:t>
+      </w:r>
+    </w:p>
+    <w:p>
+      <w:pPr>
+        <w:numPr>
+          <w:ilvl w:val="0"/>
+          <w:numId w:val="0"/>
+        </w:numPr>
+        <w:rPr>
+          <w:rFonts w:hint="eastAsia" w:ascii="新宋体" w:hAnsi="新宋体" w:eastAsia="新宋体" w:cs="新宋体"/>
+          <w:color w:val="0000FF"/>
+          <w:sz w:val="18"/>
+          <w:szCs w:val="18"/>
+          <w:lang w:val="en-US" w:eastAsia="zh-CN"/>
+        </w:rPr>
+      </w:pPr>
+      <w:r>
+        <w:rPr>
+          <w:rFonts w:hint="eastAsia"/>
+          <w:lang w:val="en-US" w:eastAsia="zh-CN"/>
+        </w:rPr>
+        <w:t>名称为标识，编号为</w:t>
+      </w:r>
+      <w:r>
+        <w:rPr>
+          <w:rFonts w:hint="eastAsia" w:ascii="新宋体" w:hAnsi="新宋体" w:eastAsia="新宋体" w:cs="新宋体"/>
+          <w:color w:val="0000FF"/>
+          <w:sz w:val="18"/>
+          <w:szCs w:val="18"/>
+        </w:rPr>
+        <w:t>topicId</w:t>
+      </w:r>
+      <w:r>
+        <w:rPr>
+          <w:rFonts w:hint="eastAsia" w:ascii="新宋体" w:hAnsi="新宋体" w:eastAsia="新宋体" w:cs="新宋体"/>
+          <w:color w:val="0000FF"/>
+          <w:sz w:val="18"/>
+          <w:szCs w:val="18"/>
+          <w:lang w:val="en-US" w:eastAsia="zh-CN"/>
+        </w:rPr>
+        <w:t xml:space="preserve"> 的拼接数据。</w:t>
+      </w:r>
+    </w:p>
+    <w:p>
+      <w:pPr>
+        <w:numPr>
+          <w:ilvl w:val="0"/>
+          <w:numId w:val="0"/>
+        </w:numPr>
+        <w:rPr>
+          <w:rFonts w:hint="default" w:ascii="新宋体" w:hAnsi="新宋体" w:eastAsia="新宋体" w:cs="新宋体"/>
+          <w:color w:val="0000FF"/>
+          <w:sz w:val="18"/>
+          <w:szCs w:val="18"/>
+          <w:lang w:val="en-US" w:eastAsia="zh-CN"/>
+        </w:rPr>
+      </w:pPr>
+      <w:r>
+        <w:drawing>
+          <wp:inline distT="0" distB="0" distL="114300" distR="114300">
+            <wp:extent cx="3344545" cy="2020570"/>
+            <wp:effectExtent l="0" t="0" r="8255" b="17780"/>
+            <wp:docPr id="8" name="图片 2"/>
+            <wp:cNvGraphicFramePr>
+              <a:graphicFrameLocks xmlns:a="http://schemas.openxmlformats.org/drawingml/2006/main" noChangeAspect="1"/>
+            </wp:cNvGraphicFramePr>
+            <a:graphic xmlns:a="http://schemas.openxmlformats.org/drawingml/2006/main">
+              <a:graphicData uri="http://schemas.openxmlformats.org/drawingml/2006/picture">
+                <pic:pic xmlns:pic="http://schemas.openxmlformats.org/drawingml/2006/picture">
+                  <pic:nvPicPr>
+                    <pic:cNvPr id="8" name="图片 2"/>
+                    <pic:cNvPicPr>
+                      <a:picLocks noChangeAspect="1"/>
+                    </pic:cNvPicPr>
+                  </pic:nvPicPr>
+                  <pic:blipFill>
+                    <a:blip r:embed="rId14"/>
+                    <a:stretch>
+                      <a:fillRect/>
+                    </a:stretch>
+                  </pic:blipFill>
+                  <pic:spPr>
+                    <a:xfrm>
+                      <a:off x="0" y="0"/>
+                      <a:ext cx="3344545" cy="2020570"/>
+                    </a:xfrm>
+                    <a:prstGeom prst="rect">
+                      <a:avLst/>
+                    </a:prstGeom>
+                    <a:noFill/>
+                    <a:ln>
+                      <a:noFill/>
+                    </a:ln>
+                  </pic:spPr>
+                </pic:pic>
+              </a:graphicData>
+            </a:graphic>
+          </wp:inline>
+        </w:drawing>
+      </w:r>
+    </w:p>
+    <w:p>
+      <w:pPr>
+        <w:pStyle w:val="4"/>
+        <w:numPr>
+          <w:ilvl w:val="2"/>
+          <w:numId w:val="1"/>
+        </w:numPr>
+        <w:bidi w:val="0"/>
+        <w:ind w:left="709" w:leftChars="0" w:hanging="709" w:firstLineChars="0"/>
+        <w:rPr>
+          <w:rFonts w:hint="eastAsia"/>
+          <w:lang w:val="en-US" w:eastAsia="zh-CN"/>
+        </w:rPr>
+      </w:pPr>
+      <w:r>
+        <w:rPr>
+          <w:rFonts w:hint="eastAsia"/>
+          <w:lang w:val="en-US" w:eastAsia="zh-CN"/>
+        </w:rPr>
+        <w:t>添加产线</w:t>
+      </w:r>
+    </w:p>
+    <w:p>
+      <w:pPr>
+        <w:rPr>
+          <w:rFonts w:hint="eastAsia"/>
+          <w:lang w:val="en-US" w:eastAsia="zh-CN"/>
+        </w:rPr>
+      </w:pPr>
+      <w:r>
+        <w:rPr>
+          <w:rFonts w:hint="eastAsia"/>
+          <w:lang w:val="en-US" w:eastAsia="zh-CN"/>
+        </w:rPr>
+        <w:t>产线编码为</w:t>
+      </w:r>
+      <w:r>
+        <w:rPr>
+          <w:rFonts w:hint="eastAsia" w:ascii="新宋体" w:hAnsi="新宋体" w:eastAsia="新宋体" w:cs="新宋体"/>
+          <w:color w:val="0000FF"/>
+          <w:sz w:val="18"/>
+          <w:szCs w:val="18"/>
+        </w:rPr>
+        <w:t>topicId</w:t>
+      </w:r>
+      <w:r>
+        <w:rPr>
+          <w:rFonts w:hint="eastAsia" w:ascii="新宋体" w:hAnsi="新宋体" w:eastAsia="新宋体" w:cs="新宋体"/>
+          <w:color w:val="0000FF"/>
+          <w:sz w:val="18"/>
+          <w:szCs w:val="18"/>
+          <w:lang w:val="en-US" w:eastAsia="zh-CN"/>
+        </w:rPr>
+        <w:t xml:space="preserve"> 的拼接数据。</w:t>
+      </w:r>
+    </w:p>
+    <w:p>
+      <w:r>
+        <w:drawing>
+          <wp:inline distT="0" distB="0" distL="114300" distR="114300">
+            <wp:extent cx="2698750" cy="3024505"/>
+            <wp:effectExtent l="0" t="0" r="6350" b="4445"/>
             <wp:docPr id="10" name="图片 3"/>
             <wp:cNvGraphicFramePr>
               <a:graphicFrameLocks xmlns:a="http://schemas.openxmlformats.org/drawingml/2006/main" noChangeAspect="1"/>
@@ -1628,7 +3692,7 @@
                     </pic:cNvPicPr>
                   </pic:nvPicPr>
                   <pic:blipFill>
-                    <a:blip r:embed="rId12"/>
+                    <a:blip r:embed="rId15"/>
                     <a:stretch>
                       <a:fillRect/>
                     </a:stretch>
@@ -1636,7 +3700,7 @@
                   <pic:spPr>
                     <a:xfrm>
                       <a:off x="0" y="0"/>
-                      <a:ext cx="5269865" cy="1748790"/>
+                      <a:ext cx="2698750" cy="3024505"/>
                     </a:xfrm>
                     <a:prstGeom prst="rect">
                       <a:avLst/>
@@ -1653,27 +3717,37 @@
         </w:drawing>
       </w:r>
     </w:p>
-    <w:p/>
-    <w:p/>
-    <w:p/>
-    <w:p>
-      <w:pPr>
-        <w:numPr>
-          <w:ilvl w:val="0"/>
-          <w:numId w:val="5"/>
-        </w:numPr>
-        <w:ind w:left="425" w:leftChars="0" w:hanging="425" w:firstLineChars="0"/>
-        <w:rPr>
-          <w:rFonts w:hint="default" w:eastAsiaTheme="minorEastAsia"/>
-          <w:lang w:val="en-US" w:eastAsia="zh-CN"/>
-        </w:rPr>
-      </w:pPr>
-      <w:r>
-        <w:rPr>
-          <w:rFonts w:hint="eastAsia"/>
-          <w:lang w:val="en-US" w:eastAsia="zh-CN"/>
-        </w:rPr>
-        <w:t>在数据库配置对应模型的编号。</w:t>
+    <w:p>
+      <w:pPr>
+        <w:rPr>
+          <w:rFonts w:hint="eastAsia"/>
+          <w:lang w:val="en-US" w:eastAsia="zh-CN"/>
+        </w:rPr>
+      </w:pPr>
+      <w:r>
+        <w:br w:type="page"/>
+      </w:r>
+    </w:p>
+    <w:p>
+      <w:pPr>
+        <w:pStyle w:val="4"/>
+        <w:numPr>
+          <w:ilvl w:val="2"/>
+          <w:numId w:val="1"/>
+        </w:numPr>
+        <w:bidi w:val="0"/>
+        <w:ind w:left="709" w:leftChars="0" w:hanging="709" w:firstLineChars="0"/>
+        <w:rPr>
+          <w:rFonts w:hint="eastAsia"/>
+          <w:lang w:val="en-US" w:eastAsia="zh-CN"/>
+        </w:rPr>
+      </w:pPr>
+      <w:r>
+        <w:rPr>
+          <w:rFonts w:hint="eastAsia"/>
+          <w:lang w:val="en-US" w:eastAsia="zh-CN"/>
+        </w:rPr>
+        <w:t>导入点位</w:t>
       </w:r>
     </w:p>
     <w:p>
@@ -1683,12 +3757,21 @@
           <w:lang w:val="en-US" w:eastAsia="zh-CN"/>
         </w:rPr>
       </w:pPr>
+      <w:r>
+        <w:rPr>
+          <w:rFonts w:hint="eastAsia"/>
+          <w:lang w:val="en-US" w:eastAsia="zh-CN"/>
+        </w:rPr>
+        <w:t>导入点位后会加载设备。</w:t>
+      </w:r>
+    </w:p>
+    <w:p>
       <w:r>
         <w:drawing>
           <wp:inline distT="0" distB="0" distL="114300" distR="114300">
-            <wp:extent cx="5269230" cy="1828165"/>
-            <wp:effectExtent l="0" t="0" r="7620" b="635"/>
-            <wp:docPr id="8" name="图片 7"/>
+            <wp:extent cx="3491230" cy="1143635"/>
+            <wp:effectExtent l="0" t="0" r="13970" b="18415"/>
+            <wp:docPr id="11" name="图片 4"/>
             <wp:cNvGraphicFramePr>
               <a:graphicFrameLocks xmlns:a="http://schemas.openxmlformats.org/drawingml/2006/main" noChangeAspect="1"/>
             </wp:cNvGraphicFramePr>
@@ -1696,13 +3779,13 @@
               <a:graphicData uri="http://schemas.openxmlformats.org/drawingml/2006/picture">
                 <pic:pic xmlns:pic="http://schemas.openxmlformats.org/drawingml/2006/picture">
                   <pic:nvPicPr>
-                    <pic:cNvPr id="8" name="图片 7"/>
+                    <pic:cNvPr id="11" name="图片 4"/>
                     <pic:cNvPicPr>
                       <a:picLocks noChangeAspect="1"/>
                     </pic:cNvPicPr>
                   </pic:nvPicPr>
                   <pic:blipFill>
-                    <a:blip r:embed="rId13"/>
+                    <a:blip r:embed="rId16"/>
                     <a:stretch>
                       <a:fillRect/>
                     </a:stretch>
@@ -1710,7 +3793,7 @@
                   <pic:spPr>
                     <a:xfrm>
                       <a:off x="0" y="0"/>
-                      <a:ext cx="5269230" cy="1828165"/>
+                      <a:ext cx="3491230" cy="1143635"/>
                     </a:xfrm>
                     <a:prstGeom prst="rect">
                       <a:avLst/>
@@ -1729,33 +3812,13 @@
     </w:p>
     <w:p>
       <w:pPr>
-        <w:pStyle w:val="3"/>
-        <w:numPr>
-          <w:ilvl w:val="1"/>
+        <w:pStyle w:val="4"/>
+        <w:numPr>
+          <w:ilvl w:val="2"/>
           <w:numId w:val="1"/>
         </w:numPr>
         <w:bidi w:val="0"/>
-        <w:ind w:left="567" w:leftChars="0" w:hanging="567" w:firstLineChars="0"/>
-        <w:rPr>
-          <w:rFonts w:hint="eastAsia"/>
-          <w:lang w:val="en-US" w:eastAsia="zh-CN"/>
-        </w:rPr>
-      </w:pPr>
-      <w:r>
-        <w:rPr>
-          <w:rFonts w:hint="eastAsia"/>
-          <w:lang w:val="en-US" w:eastAsia="zh-CN"/>
-        </w:rPr>
-        <w:t>热处理</w:t>
-      </w:r>
-    </w:p>
-    <w:p>
-      <w:pPr>
-        <w:numPr>
-          <w:ilvl w:val="0"/>
-          <w:numId w:val="6"/>
-        </w:numPr>
-        <w:ind w:left="425" w:leftChars="0" w:hanging="425" w:firstLineChars="0"/>
+        <w:ind w:left="709" w:leftChars="0" w:hanging="709" w:firstLineChars="0"/>
         <w:rPr>
           <w:rFonts w:hint="default"/>
           <w:lang w:val="en-US" w:eastAsia="zh-CN"/>
@@ -1766,22 +3829,23 @@
           <w:rFonts w:hint="eastAsia"/>
           <w:lang w:val="en-US" w:eastAsia="zh-CN"/>
         </w:rPr>
-        <w:t>在设置界面点击导入</w:t>
-      </w:r>
-    </w:p>
-    <w:p>
-      <w:pPr>
-        <w:rPr>
-          <w:rFonts w:hint="eastAsia"/>
-          <w:lang w:val="en-US" w:eastAsia="zh-CN"/>
-        </w:rPr>
-      </w:pPr>
+        <w:t>加入产线</w:t>
+      </w:r>
+    </w:p>
+    <w:p>
+      <w:pPr>
+        <w:rPr>
+          <w:rFonts w:hint="eastAsia"/>
+          <w:lang w:val="en-US" w:eastAsia="zh-CN"/>
+        </w:rPr>
+      </w:pPr>
+      <w:bookmarkStart w:id="0" w:name="_GoBack"/>
       <w:r>
         <w:drawing>
           <wp:inline distT="0" distB="0" distL="114300" distR="114300">
-            <wp:extent cx="5272405" cy="1870075"/>
-            <wp:effectExtent l="0" t="0" r="4445" b="15875"/>
-            <wp:docPr id="12" name="图片 1"/>
+            <wp:extent cx="3634740" cy="1612900"/>
+            <wp:effectExtent l="0" t="0" r="3810" b="6350"/>
+            <wp:docPr id="12" name="图片 5"/>
             <wp:cNvGraphicFramePr>
               <a:graphicFrameLocks xmlns:a="http://schemas.openxmlformats.org/drawingml/2006/main" noChangeAspect="1"/>
             </wp:cNvGraphicFramePr>
@@ -1789,13 +3853,13 @@
               <a:graphicData uri="http://schemas.openxmlformats.org/drawingml/2006/picture">
                 <pic:pic xmlns:pic="http://schemas.openxmlformats.org/drawingml/2006/picture">
                   <pic:nvPicPr>
-                    <pic:cNvPr id="12" name="图片 1"/>
+                    <pic:cNvPr id="12" name="图片 5"/>
                     <pic:cNvPicPr>
                       <a:picLocks noChangeAspect="1"/>
                     </pic:cNvPicPr>
                   </pic:nvPicPr>
                   <pic:blipFill>
-                    <a:blip r:embed="rId10"/>
+                    <a:blip r:embed="rId17"/>
                     <a:stretch>
                       <a:fillRect/>
                     </a:stretch>
@@ -1803,7 +3867,7 @@
                   <pic:spPr>
                     <a:xfrm>
                       <a:off x="0" y="0"/>
-                      <a:ext cx="5272405" cy="1870075"/>
+                      <a:ext cx="3634740" cy="1612900"/>
                     </a:xfrm>
                     <a:prstGeom prst="rect">
                       <a:avLst/>
@@ -1819,34 +3883,46 @@
           </wp:inline>
         </w:drawing>
       </w:r>
-    </w:p>
-    <w:p>
-      <w:pPr>
-        <w:numPr>
-          <w:ilvl w:val="0"/>
-          <w:numId w:val="6"/>
-        </w:numPr>
-        <w:ind w:left="425" w:leftChars="0" w:hanging="425" w:firstLineChars="0"/>
+      <w:bookmarkEnd w:id="0"/>
+    </w:p>
+    <w:p>
+      <w:pPr>
         <w:rPr>
           <w:rFonts w:hint="default"/>
           <w:lang w:val="en-US" w:eastAsia="zh-CN"/>
         </w:rPr>
       </w:pPr>
-      <w:r>
-        <w:rPr>
-          <w:rFonts w:hint="eastAsia"/>
-          <w:lang w:val="en-US" w:eastAsia="zh-CN"/>
-        </w:rPr>
-        <w:t>导入文件根据项目选择对应的点位。</w:t>
+    </w:p>
+    <w:p/>
+    <w:p>
+      <w:pPr>
+        <w:pStyle w:val="4"/>
+        <w:numPr>
+          <w:ilvl w:val="2"/>
+          <w:numId w:val="1"/>
+        </w:numPr>
+        <w:bidi w:val="0"/>
+        <w:ind w:left="709" w:leftChars="0" w:hanging="709" w:firstLineChars="0"/>
+        <w:rPr>
+          <w:rFonts w:hint="eastAsia"/>
+          <w:lang w:val="en-US" w:eastAsia="zh-CN"/>
+        </w:rPr>
+      </w:pPr>
+      <w:r>
+        <w:rPr>
+          <w:rFonts w:hint="eastAsia"/>
+          <w:lang w:val="en-US" w:eastAsia="zh-CN"/>
+        </w:rPr>
+        <w:t>注册设备</w:t>
       </w:r>
     </w:p>
     <w:p>
       <w:r>
         <w:drawing>
           <wp:inline distT="0" distB="0" distL="114300" distR="114300">
-            <wp:extent cx="5029200" cy="1371600"/>
-            <wp:effectExtent l="0" t="0" r="0" b="0"/>
-            <wp:docPr id="11" name="图片 4"/>
+            <wp:extent cx="1846580" cy="1549400"/>
+            <wp:effectExtent l="0" t="0" r="1270" b="12700"/>
+            <wp:docPr id="16" name="图片 8"/>
             <wp:cNvGraphicFramePr>
               <a:graphicFrameLocks xmlns:a="http://schemas.openxmlformats.org/drawingml/2006/main" noChangeAspect="1"/>
             </wp:cNvGraphicFramePr>
@@ -1854,13 +3930,13 @@
               <a:graphicData uri="http://schemas.openxmlformats.org/drawingml/2006/picture">
                 <pic:pic xmlns:pic="http://schemas.openxmlformats.org/drawingml/2006/picture">
                   <pic:nvPicPr>
-                    <pic:cNvPr id="11" name="图片 4"/>
+                    <pic:cNvPr id="16" name="图片 8"/>
                     <pic:cNvPicPr>
                       <a:picLocks noChangeAspect="1"/>
                     </pic:cNvPicPr>
                   </pic:nvPicPr>
                   <pic:blipFill>
-                    <a:blip r:embed="rId14"/>
+                    <a:blip r:embed="rId18"/>
                     <a:stretch>
                       <a:fillRect/>
                     </a:stretch>
@@ -1868,7 +3944,7 @@
                   <pic:spPr>
                     <a:xfrm>
                       <a:off x="0" y="0"/>
-                      <a:ext cx="5029200" cy="1371600"/>
+                      <a:ext cx="1846580" cy="1549400"/>
                     </a:xfrm>
                     <a:prstGeom prst="rect">
                       <a:avLst/>
@@ -1885,15 +3961,70 @@
         </w:drawing>
       </w:r>
     </w:p>
-    <w:p>
-      <w:pPr>
+    <w:p/>
+    <w:p>
+      <w:pPr>
+        <w:pStyle w:val="4"/>
+        <w:numPr>
+          <w:ilvl w:val="2"/>
+          <w:numId w:val="1"/>
+        </w:numPr>
+        <w:bidi w:val="0"/>
+        <w:ind w:left="709" w:leftChars="0" w:hanging="709" w:firstLineChars="0"/>
+        <w:rPr>
+          <w:rFonts w:hint="eastAsia"/>
+          <w:lang w:val="en-US" w:eastAsia="zh-CN"/>
+        </w:rPr>
+      </w:pPr>
+      <w:r>
+        <w:rPr>
+          <w:rFonts w:hint="eastAsia"/>
+          <w:lang w:val="en-US" w:eastAsia="zh-CN"/>
+        </w:rPr>
+        <w:t>启用设备</w:t>
+      </w:r>
+    </w:p>
+    <w:p>
+      <w:pPr>
+        <w:pStyle w:val="4"/>
         <w:numPr>
           <w:ilvl w:val="0"/>
-          <w:numId w:val="5"/>
-        </w:numPr>
-        <w:ind w:left="425" w:leftChars="0" w:hanging="425" w:firstLineChars="0"/>
-        <w:rPr>
-          <w:rFonts w:hint="eastAsia" w:eastAsiaTheme="minorEastAsia"/>
+          <w:numId w:val="0"/>
+        </w:numPr>
+        <w:bidi w:val="0"/>
+        <w:ind w:leftChars="0"/>
+        <w:rPr>
+          <w:rFonts w:hint="eastAsia" w:asciiTheme="minorHAnsi" w:hAnsiTheme="minorHAnsi" w:eastAsiaTheme="minorEastAsia" w:cstheme="minorBidi"/>
+          <w:b w:val="0"/>
+          <w:kern w:val="2"/>
+          <w:sz w:val="21"/>
+          <w:szCs w:val="24"/>
+          <w:lang w:val="en-US" w:eastAsia="zh-CN" w:bidi="ar-SA"/>
+        </w:rPr>
+      </w:pPr>
+      <w:r>
+        <w:rPr>
+          <w:rFonts w:hint="eastAsia" w:asciiTheme="minorHAnsi" w:hAnsiTheme="minorHAnsi" w:eastAsiaTheme="minorEastAsia" w:cstheme="minorBidi"/>
+          <w:b w:val="0"/>
+          <w:kern w:val="2"/>
+          <w:sz w:val="21"/>
+          <w:szCs w:val="24"/>
+          <w:lang w:val="en-US" w:eastAsia="zh-CN" w:bidi="ar-SA"/>
+        </w:rPr>
+        <w:t>略</w:t>
+      </w:r>
+    </w:p>
+    <w:p>
+      <w:pPr>
+        <w:pStyle w:val="4"/>
+        <w:numPr>
+          <w:ilvl w:val="2"/>
+          <w:numId w:val="1"/>
+        </w:numPr>
+        <w:bidi w:val="0"/>
+        <w:ind w:left="709" w:leftChars="0" w:hanging="709" w:firstLineChars="0"/>
+        <w:rPr>
+          <w:rFonts w:hint="eastAsia"/>
           <w:lang w:eastAsia="zh-CN"/>
         </w:rPr>
       </w:pPr>
@@ -1902,77 +4033,56 @@
           <w:rFonts w:hint="eastAsia"/>
           <w:lang w:val="en-US" w:eastAsia="zh-CN"/>
         </w:rPr>
-        <w:t>点击设置刷新状态，禁用AB线采集服务，同时启用热处理。若热处理采集服务启用后处于已停止状态，需点击启动以开启采集服务。</w:t>
-      </w:r>
-    </w:p>
-    <w:p>
-      <w:pPr>
-        <w:rPr>
-          <w:rFonts w:hint="default"/>
-          <w:lang w:val="en-US" w:eastAsia="zh-CN"/>
-        </w:rPr>
-      </w:pPr>
-      <w:r>
-        <w:drawing>
-          <wp:inline distT="0" distB="0" distL="114300" distR="114300">
-            <wp:extent cx="5271770" cy="1445895"/>
-            <wp:effectExtent l="0" t="0" r="5080" b="1905"/>
-            <wp:docPr id="14" name="图片 5"/>
-            <wp:cNvGraphicFramePr>
-              <a:graphicFrameLocks xmlns:a="http://schemas.openxmlformats.org/drawingml/2006/main" noChangeAspect="1"/>
-            </wp:cNvGraphicFramePr>
-            <a:graphic xmlns:a="http://schemas.openxmlformats.org/drawingml/2006/main">
-              <a:graphicData uri="http://schemas.openxmlformats.org/drawingml/2006/picture">
-                <pic:pic xmlns:pic="http://schemas.openxmlformats.org/drawingml/2006/picture">
-                  <pic:nvPicPr>
-                    <pic:cNvPr id="14" name="图片 5"/>
-                    <pic:cNvPicPr>
-                      <a:picLocks noChangeAspect="1"/>
-                    </pic:cNvPicPr>
-                  </pic:nvPicPr>
-                  <pic:blipFill>
-                    <a:blip r:embed="rId15"/>
-                    <a:stretch>
-                      <a:fillRect/>
-                    </a:stretch>
-                  </pic:blipFill>
-                  <pic:spPr>
-                    <a:xfrm>
-                      <a:off x="0" y="0"/>
-                      <a:ext cx="5271770" cy="1445895"/>
-                    </a:xfrm>
-                    <a:prstGeom prst="rect">
-                      <a:avLst/>
-                    </a:prstGeom>
-                    <a:noFill/>
-                    <a:ln>
-                      <a:noFill/>
-                    </a:ln>
-                  </pic:spPr>
-                </pic:pic>
-              </a:graphicData>
-            </a:graphic>
-          </wp:inline>
-        </w:drawing>
-      </w:r>
-    </w:p>
-    <w:p/>
-    <w:p/>
-    <w:p>
-      <w:pPr>
-        <w:rPr>
-          <w:rFonts w:hint="eastAsia"/>
-          <w:lang w:val="en-US" w:eastAsia="zh-CN"/>
-        </w:rPr>
-      </w:pPr>
-    </w:p>
-    <w:p>
-      <w:pPr>
-        <w:rPr>
-          <w:rFonts w:hint="eastAsia"/>
-          <w:lang w:val="en-US" w:eastAsia="zh-CN"/>
-        </w:rPr>
-      </w:pPr>
+        <w:t>启动采集</w:t>
+      </w:r>
+    </w:p>
+    <w:p>
+      <w:pPr>
+        <w:pStyle w:val="4"/>
+        <w:numPr>
+          <w:ilvl w:val="0"/>
+          <w:numId w:val="0"/>
+        </w:numPr>
+        <w:bidi w:val="0"/>
+        <w:ind w:leftChars="0"/>
+        <w:rPr>
+          <w:rFonts w:hint="eastAsia" w:asciiTheme="minorHAnsi" w:hAnsiTheme="minorHAnsi" w:eastAsiaTheme="minorEastAsia" w:cstheme="minorBidi"/>
+          <w:b w:val="0"/>
+          <w:kern w:val="2"/>
+          <w:sz w:val="21"/>
+          <w:szCs w:val="24"/>
+          <w:lang w:val="en-US" w:eastAsia="zh-CN" w:bidi="ar-SA"/>
+        </w:rPr>
+      </w:pPr>
+      <w:r>
+        <w:rPr>
+          <w:rFonts w:hint="eastAsia" w:asciiTheme="minorHAnsi" w:hAnsiTheme="minorHAnsi" w:eastAsiaTheme="minorEastAsia" w:cstheme="minorBidi"/>
+          <w:b w:val="0"/>
+          <w:kern w:val="2"/>
+          <w:sz w:val="21"/>
+          <w:szCs w:val="24"/>
+          <w:lang w:val="en-US" w:eastAsia="zh-CN" w:bidi="ar-SA"/>
+        </w:rPr>
+        <w:t>略</w:t>
+      </w:r>
+    </w:p>
+    <w:p>
+      <w:pPr>
+        <w:pStyle w:val="4"/>
+        <w:numPr>
+          <w:ilvl w:val="2"/>
+          <w:numId w:val="1"/>
+        </w:numPr>
+        <w:bidi w:val="0"/>
+        <w:ind w:left="709" w:leftChars="0" w:hanging="709" w:firstLineChars="0"/>
+        <w:rPr>
+          <w:rFonts w:hint="eastAsia"/>
+          <w:lang w:eastAsia="zh-CN"/>
+        </w:rPr>
+      </w:pPr>
+      <w:r>
+        <w:br w:type="page"/>
+      </w:r>
     </w:p>
     <w:p>
       <w:pPr>
@@ -2028,6 +4138,22 @@
     </w:lvl>
   </w:abstractNum>
   <w:abstractNum w:abstractNumId="1">
+    <w:nsid w:val="970C2393"/>
+    <w:multiLevelType w:val="singleLevel"/>
+    <w:tmpl w:val="970C2393"/>
+    <w:lvl w:ilvl="0" w:tentative="0">
+      <w:start w:val="1"/>
+      <w:numFmt w:val="decimal"/>
+      <w:lvlText w:val="%1."/>
+      <w:lvlJc w:val="left"/>
+      <w:pPr>
+        <w:tabs>
+          <w:tab w:val="left" w:pos="312"/>
+        </w:tabs>
+      </w:pPr>
+    </w:lvl>
+  </w:abstractNum>
+  <w:abstractNum w:abstractNumId="2">
     <w:nsid w:val="9A805B82"/>
     <w:multiLevelType w:val="singleLevel"/>
     <w:tmpl w:val="9A805B82"/>
@@ -2044,10 +4170,10 @@
       </w:rPr>
     </w:lvl>
   </w:abstractNum>
-  <w:abstractNum w:abstractNumId="2">
-    <w:nsid w:val="1651F4DB"/>
+  <w:abstractNum w:abstractNumId="3">
+    <w:nsid w:val="B85823BD"/>
     <w:multiLevelType w:val="multilevel"/>
-    <w:tmpl w:val="1651F4DB"/>
+    <w:tmpl w:val="B85823BD"/>
     <w:lvl w:ilvl="0" w:tentative="0">
       <w:start w:val="1"/>
       <w:numFmt w:val="decimal"/>
@@ -2157,7 +4283,7 @@
       </w:rPr>
     </w:lvl>
   </w:abstractNum>
-  <w:abstractNum w:abstractNumId="3">
+  <w:abstractNum w:abstractNumId="4">
     <w:nsid w:val="4B5523F5"/>
     <w:multiLevelType w:val="singleLevel"/>
     <w:tmpl w:val="4B5523F5"/>
@@ -2174,57 +4300,20 @@
       </w:rPr>
     </w:lvl>
   </w:abstractNum>
-  <w:abstractNum w:abstractNumId="4">
-    <w:nsid w:val="69727702"/>
-    <w:multiLevelType w:val="singleLevel"/>
-    <w:tmpl w:val="69727702"/>
-    <w:lvl w:ilvl="0" w:tentative="0">
-      <w:start w:val="1"/>
-      <w:numFmt w:val="decimal"/>
-      <w:lvlText w:val="%1."/>
-      <w:lvlJc w:val="left"/>
-      <w:pPr>
-        <w:ind w:left="425" w:hanging="425"/>
-      </w:pPr>
-      <w:rPr>
-        <w:rFonts w:hint="default"/>
-      </w:rPr>
-    </w:lvl>
-  </w:abstractNum>
-  <w:abstractNum w:abstractNumId="5">
-    <w:nsid w:val="7356D24B"/>
-    <w:multiLevelType w:val="singleLevel"/>
-    <w:tmpl w:val="7356D24B"/>
-    <w:lvl w:ilvl="0" w:tentative="0">
-      <w:start w:val="1"/>
-      <w:numFmt w:val="decimal"/>
-      <w:lvlText w:val="%1."/>
-      <w:lvlJc w:val="left"/>
-      <w:pPr>
-        <w:ind w:left="425" w:hanging="425"/>
-      </w:pPr>
-      <w:rPr>
-        <w:rFonts w:hint="default"/>
-      </w:rPr>
-    </w:lvl>
-  </w:abstractNum>
   <w:num w:numId="1">
-    <w:abstractNumId w:val="2"/>
+    <w:abstractNumId w:val="3"/>
   </w:num>
   <w:num w:numId="2">
     <w:abstractNumId w:val="0"/>
   </w:num>
   <w:num w:numId="3">
-    <w:abstractNumId w:val="1"/>
+    <w:abstractNumId w:val="2"/>
   </w:num>
   <w:num w:numId="4">
-    <w:abstractNumId w:val="3"/>
+    <w:abstractNumId w:val="4"/>
   </w:num>
   <w:num w:numId="5">
-    <w:abstractNumId w:val="5"/>
-  </w:num>
-  <w:num w:numId="6">
-    <w:abstractNumId w:val="4"/>
+    <w:abstractNumId w:val="1"/>
   </w:num>
 </w:numbering>
 </file>
@@ -2244,7 +4333,7 @@
     <w:lsdException w:qFormat="1" w:unhideWhenUsed="0" w:uiPriority="0" w:semiHidden="0" w:name="heading 1"/>
     <w:lsdException w:qFormat="1" w:uiPriority="0" w:semiHidden="0" w:name="heading 2"/>
     <w:lsdException w:qFormat="1" w:uiPriority="0" w:semiHidden="0" w:name="heading 3"/>
-    <w:lsdException w:qFormat="1" w:uiPriority="0" w:name="heading 4"/>
+    <w:lsdException w:qFormat="1" w:uiPriority="0" w:semiHidden="0" w:name="heading 4"/>
     <w:lsdException w:qFormat="1" w:uiPriority="0" w:name="heading 5"/>
     <w:lsdException w:qFormat="1" w:uiPriority="0" w:name="heading 6"/>
     <w:lsdException w:qFormat="1" w:uiPriority="0" w:name="heading 7"/>
@@ -2305,7 +4394,7 @@
     <w:lsdException w:qFormat="1" w:unhideWhenUsed="0" w:uiPriority="0" w:semiHidden="0" w:name="Title"/>
     <w:lsdException w:unhideWhenUsed="0" w:uiPriority="0" w:semiHidden="0" w:name="Closing"/>
     <w:lsdException w:unhideWhenUsed="0" w:uiPriority="0" w:semiHidden="0" w:name="Signature"/>
-    <w:lsdException w:unhideWhenUsed="0" w:uiPriority="0" w:name="Default Paragraph Font"/>
+    <w:lsdException w:qFormat="1" w:unhideWhenUsed="0" w:uiPriority="0" w:name="Default Paragraph Font"/>
     <w:lsdException w:unhideWhenUsed="0" w:uiPriority="0" w:semiHidden="0" w:name="Body Text"/>
     <w:lsdException w:unhideWhenUsed="0" w:uiPriority="0" w:semiHidden="0" w:name="Body Text Indent"/>
     <w:lsdException w:unhideWhenUsed="0" w:uiPriority="0" w:semiHidden="0" w:name="List Continue"/>
@@ -2560,12 +4649,32 @@
       <w:sz w:val="32"/>
     </w:rPr>
   </w:style>
-  <w:style w:type="character" w:default="1" w:styleId="7">
+  <w:style w:type="paragraph" w:styleId="5">
+    <w:name w:val="heading 4"/>
+    <w:basedOn w:val="1"/>
+    <w:next w:val="1"/>
+    <w:unhideWhenUsed/>
+    <w:qFormat/>
+    <w:uiPriority w:val="0"/>
+    <w:pPr>
+      <w:keepNext/>
+      <w:keepLines/>
+      <w:spacing w:before="280" w:beforeLines="0" w:beforeAutospacing="0" w:after="290" w:afterLines="0" w:afterAutospacing="0" w:line="372" w:lineRule="auto"/>
+      <w:outlineLvl w:val="3"/>
+    </w:pPr>
+    <w:rPr>
+      <w:rFonts w:ascii="Arial" w:hAnsi="Arial" w:eastAsia="黑体"/>
+      <w:b/>
+      <w:sz w:val="28"/>
+    </w:rPr>
+  </w:style>
+  <w:style w:type="character" w:default="1" w:styleId="9">
     <w:name w:val="Default Paragraph Font"/>
     <w:semiHidden/>
+    <w:qFormat/>
     <w:uiPriority w:val="0"/>
   </w:style>
-  <w:style w:type="table" w:default="1" w:styleId="6">
+  <w:style w:type="table" w:default="1" w:styleId="7">
     <w:name w:val="Normal Table"/>
     <w:semiHidden/>
     <w:qFormat/>
@@ -2579,7 +4688,7 @@
       </w:tblCellMar>
     </w:tblPr>
   </w:style>
-  <w:style w:type="paragraph" w:styleId="5">
+  <w:style w:type="paragraph" w:styleId="6">
     <w:name w:val="HTML Preformatted"/>
     <w:basedOn w:val="1"/>
     <w:qFormat/>
@@ -2613,9 +4722,28 @@
       <w:lang w:val="en-US" w:eastAsia="zh-CN" w:bidi="ar"/>
     </w:rPr>
   </w:style>
-  <w:style w:type="character" w:styleId="8">
+  <w:style w:type="table" w:styleId="8">
+    <w:name w:val="Table Grid"/>
+    <w:basedOn w:val="7"/>
+    <w:uiPriority w:val="0"/>
+    <w:pPr>
+      <w:widowControl w:val="0"/>
+      <w:jc w:val="both"/>
+    </w:pPr>
+    <w:tblPr>
+      <w:tblBorders>
+        <w:top w:val="single" w:color="auto" w:sz="4" w:space="0"/>
+        <w:left w:val="single" w:color="auto" w:sz="4" w:space="0"/>
+        <w:bottom w:val="single" w:color="auto" w:sz="4" w:space="0"/>
+        <w:right w:val="single" w:color="auto" w:sz="4" w:space="0"/>
+        <w:insideH w:val="single" w:color="auto" w:sz="4" w:space="0"/>
+        <w:insideV w:val="single" w:color="auto" w:sz="4" w:space="0"/>
+      </w:tblBorders>
+    </w:tblPr>
+  </w:style>
+  <w:style w:type="character" w:styleId="10">
     <w:name w:val="Hyperlink"/>
-    <w:basedOn w:val="7"/>
+    <w:basedOn w:val="9"/>
     <w:qFormat/>
     <w:uiPriority w:val="0"/>
     <w:rPr>
@@ -2623,9 +4751,9 @@
       <w:u w:val="single"/>
     </w:rPr>
   </w:style>
-  <w:style w:type="character" w:styleId="9">
+  <w:style w:type="character" w:styleId="11">
     <w:name w:val="HTML Code"/>
-    <w:basedOn w:val="7"/>
+    <w:basedOn w:val="9"/>
     <w:uiPriority w:val="0"/>
     <w:rPr>
       <w:rFonts w:ascii="Courier New" w:hAnsi="Courier New"/>
